--- a/projects/valuepickr-open-screen/docs/00c_MAX_RETURNS_RANKING.docx
+++ b/projects/valuepickr-open-screen/docs/00c_MAX_RETURNS_RANKING.docx
@@ -32,7 +32,7 @@
           <w:sz w:val="20"/>
           <w:szCs w:val="20"/>
         </w:rPr>
-        <w:t xml:space="preserve">Compiled 2026-09-09 · 638 researched stocks, ranked by conviction alone</w:t>
+        <w:t xml:space="preserve">Compiled 2026-09-11 · 685 researched stocks, ranked by conviction alone</w:t>
       </w:r>
     </w:p>
     <w:p>
@@ -15783,6 +15783,566 @@
                 <w:sz w:val="18"/>
                 <w:szCs w:val="18"/>
               </w:rPr>
+              <w:t xml:space="preserve">IIFL Finance</w:t>
+            </w:r>
+          </w:p>
+        </w:tc>
+        <w:tc>
+          <w:tcPr>
+            <w:tcW w:type="dxa" w:w="1400"/>
+          </w:tcPr>
+          <w:p>
+            <w:r>
+              <w:rPr>
+                <w:b/>
+                <w:bCs/>
+                <w:color w:val="8A6D00"/>
+                <w:sz w:val="18"/>
+                <w:szCs w:val="18"/>
+              </w:rPr>
+              <w:t xml:space="preserve">Medium</w:t>
+            </w:r>
+          </w:p>
+        </w:tc>
+        <w:tc>
+          <w:tcPr>
+            <w:tcW w:type="dxa" w:w="1800"/>
+          </w:tcPr>
+          <w:p>
+            <w:r>
+              <w:rPr>
+                <w:i/>
+                <w:iCs/>
+                <w:color w:val="666666"/>
+                <w:sz w:val="18"/>
+                <w:szCs w:val="18"/>
+              </w:rPr>
+              <w:t xml:space="preserve">neither</w:t>
+            </w:r>
+          </w:p>
+        </w:tc>
+        <w:tc>
+          <w:tcPr>
+            <w:tcW w:type="dxa" w:w="1600"/>
+          </w:tcPr>
+          <w:p>
+            <w:r>
+              <w:rPr>
+                <w:sz w:val="18"/>
+                <w:szCs w:val="18"/>
+              </w:rPr>
+              <w:t xml:space="preserve">Large-cap (~Rs 25,700 Cr)</w:t>
+            </w:r>
+          </w:p>
+        </w:tc>
+        <w:tc>
+          <w:tcPr>
+            <w:tcW w:type="dxa" w:w="1800"/>
+          </w:tcPr>
+          <w:p>
+            <w:r>
+              <w:rPr>
+                <w:sz w:val="18"/>
+                <w:szCs w:val="18"/>
+              </w:rPr>
+              <w:t xml:space="preserve">neither on size (~Rs 25.7k Cr large-cap NBFC); fully recovered from 2024 gold-loan ban (FY26 PAT +183%, ROE ~19.5%), governance history a standing negative; tier-4.8 watch, @a_basumallick relayed neutral Blackstone-stake snippet (NOT a call)</w:t>
+            </w:r>
+          </w:p>
+        </w:tc>
+      </w:tr>
+      <w:tr>
+        <w:tc>
+          <w:tcPr>
+            <w:tcW w:type="dxa" w:w="2400"/>
+          </w:tcPr>
+          <w:p>
+            <w:r>
+              <w:rPr>
+                <w:b/>
+                <w:bCs/>
+                <w:sz w:val="18"/>
+                <w:szCs w:val="18"/>
+              </w:rPr>
+              <w:t xml:space="preserve">Sacheerome Ltd</w:t>
+            </w:r>
+          </w:p>
+        </w:tc>
+        <w:tc>
+          <w:tcPr>
+            <w:tcW w:type="dxa" w:w="1400"/>
+          </w:tcPr>
+          <w:p>
+            <w:r>
+              <w:rPr>
+                <w:b/>
+                <w:bCs/>
+                <w:color w:val="8A6D00"/>
+                <w:sz w:val="18"/>
+                <w:szCs w:val="18"/>
+              </w:rPr>
+              <w:t xml:space="preserve">Medium</w:t>
+            </w:r>
+          </w:p>
+        </w:tc>
+        <w:tc>
+          <w:tcPr>
+            <w:tcW w:type="dxa" w:w="1800"/>
+          </w:tcPr>
+          <w:p>
+            <w:r>
+              <w:rPr>
+                <w:i/>
+                <w:iCs/>
+                <w:color w:val="666666"/>
+                <w:sz w:val="18"/>
+                <w:szCs w:val="18"/>
+              </w:rPr>
+              <w:t xml:space="preserve">neither</w:t>
+            </w:r>
+          </w:p>
+        </w:tc>
+        <w:tc>
+          <w:tcPr>
+            <w:tcW w:type="dxa" w:w="1600"/>
+          </w:tcPr>
+          <w:p>
+            <w:r>
+              <w:rPr>
+                <w:sz w:val="18"/>
+                <w:szCs w:val="18"/>
+              </w:rPr>
+              <w:t xml:space="preserve">Small-cap (~Rs 700-785 Cr)</w:t>
+            </w:r>
+          </w:p>
+        </w:tc>
+        <w:tc>
+          <w:tcPr>
+            <w:tcW w:type="dxa" w:w="1800"/>
+          </w:tcPr>
+          <w:p>
+            <w:r>
+              <w:rPr>
+                <w:sz w:val="18"/>
+                <w:szCs w:val="18"/>
+              </w:rPr>
+              <w:t xml:space="preserve">B2B fragrance &amp; flavour, brief-to-formulation lock-in; ROCE 36-39%, debt-free, ~24% rev CAGR, OPM 13-&gt;24%, Mukul Agarwal AIF holder; small F&amp;F TAM, 4x capacity ahead of conservative guide, stock ~3x issue. VP thread 9 posts constructive-skeptical, no trusted users. four_box 2.5 -&gt; neither, but Medium on genuine quality.</w:t>
+            </w:r>
+          </w:p>
+        </w:tc>
+      </w:tr>
+      <w:tr>
+        <w:tc>
+          <w:tcPr>
+            <w:tcW w:type="dxa" w:w="2400"/>
+          </w:tcPr>
+          <w:p>
+            <w:r>
+              <w:rPr>
+                <w:b/>
+                <w:bCs/>
+                <w:sz w:val="18"/>
+                <w:szCs w:val="18"/>
+              </w:rPr>
+              <w:t xml:space="preserve">Lloyds Metal &amp; Energy Ltd</w:t>
+            </w:r>
+          </w:p>
+        </w:tc>
+        <w:tc>
+          <w:tcPr>
+            <w:tcW w:type="dxa" w:w="1400"/>
+          </w:tcPr>
+          <w:p>
+            <w:r>
+              <w:rPr>
+                <w:b/>
+                <w:bCs/>
+                <w:color w:val="8A6D00"/>
+                <w:sz w:val="18"/>
+                <w:szCs w:val="18"/>
+              </w:rPr>
+              <w:t xml:space="preserve">Medium</w:t>
+            </w:r>
+          </w:p>
+        </w:tc>
+        <w:tc>
+          <w:tcPr>
+            <w:tcW w:type="dxa" w:w="1800"/>
+          </w:tcPr>
+          <w:p>
+            <w:r>
+              <w:rPr>
+                <w:i/>
+                <w:iCs/>
+                <w:color w:val="666666"/>
+                <w:sz w:val="18"/>
+                <w:szCs w:val="18"/>
+              </w:rPr>
+              <w:t xml:space="preserve">neither</w:t>
+            </w:r>
+          </w:p>
+        </w:tc>
+        <w:tc>
+          <w:tcPr>
+            <w:tcW w:type="dxa" w:w="1600"/>
+          </w:tcPr>
+          <w:p>
+            <w:r>
+              <w:rPr>
+                <w:sz w:val="18"/>
+                <w:szCs w:val="18"/>
+              </w:rPr>
+              <w:t xml:space="preserve">Large-cap (~Rs 1,01,700 Cr)</w:t>
+            </w:r>
+          </w:p>
+        </w:tc>
+        <w:tc>
+          <w:tcPr>
+            <w:tcW w:type="dxa" w:w="1800"/>
+          </w:tcPr>
+          <w:p>
+            <w:r>
+              <w:rPr>
+                <w:sz w:val="18"/>
+                <w:szCs w:val="18"/>
+              </w:rPr>
+              <w:t xml:space="preserve">neither on size (~Rs 1L Cr large-cap); real structural cost moat (zero-premium iron ore to 2057 + slurry-pipeline) + merchant-miner-to-integrated-steel inflection noted for quality watch list; power/pledge/capital-allocation risks; @BeatTheStreet10 untrusted-X lead</w:t>
+            </w:r>
+          </w:p>
+        </w:tc>
+      </w:tr>
+      <w:tr>
+        <w:tc>
+          <w:tcPr>
+            <w:tcW w:type="dxa" w:w="2400"/>
+          </w:tcPr>
+          <w:p>
+            <w:r>
+              <w:rPr>
+                <w:b/>
+                <w:bCs/>
+                <w:sz w:val="18"/>
+                <w:szCs w:val="18"/>
+              </w:rPr>
+              <w:t xml:space="preserve">Siddhika Coating Limited- A Paint Company</w:t>
+            </w:r>
+          </w:p>
+        </w:tc>
+        <w:tc>
+          <w:tcPr>
+            <w:tcW w:type="dxa" w:w="1400"/>
+          </w:tcPr>
+          <w:p>
+            <w:r>
+              <w:rPr>
+                <w:b/>
+                <w:bCs/>
+                <w:color w:val="8A6D00"/>
+                <w:sz w:val="18"/>
+                <w:szCs w:val="18"/>
+              </w:rPr>
+              <w:t xml:space="preserve">Medium</w:t>
+            </w:r>
+          </w:p>
+        </w:tc>
+        <w:tc>
+          <w:tcPr>
+            <w:tcW w:type="dxa" w:w="1800"/>
+          </w:tcPr>
+          <w:p>
+            <w:r>
+              <w:rPr>
+                <w:i/>
+                <w:iCs/>
+                <w:color w:val="666666"/>
+                <w:sz w:val="18"/>
+                <w:szCs w:val="18"/>
+              </w:rPr>
+              <w:t xml:space="preserve">neither</w:t>
+            </w:r>
+          </w:p>
+        </w:tc>
+        <w:tc>
+          <w:tcPr>
+            <w:tcW w:type="dxa" w:w="1600"/>
+          </w:tcPr>
+          <w:p>
+            <w:r>
+              <w:rPr>
+                <w:sz w:val="18"/>
+                <w:szCs w:val="18"/>
+              </w:rPr>
+              <w:t xml:space="preserve">Micro-cap (~Rs 133 Cr)</w:t>
+            </w:r>
+          </w:p>
+        </w:tc>
+        <w:tc>
+          <w:tcPr>
+            <w:tcW w:type="dxa" w:w="1800"/>
+          </w:tcPr>
+          <w:p>
+            <w:r>
+              <w:rPr>
+                <w:sz w:val="18"/>
+                <w:szCs w:val="18"/>
+              </w:rPr>
+              <w:t xml:space="preserve">Debt-free paint applicator (18yr SKK Japan tie-up), ~24% ROE, 20-25% growth; four_box 3.0 but growth rate doesn't support 10x label -- quality compounder not asymmetric bet. Capital-allocation drag (cash hoarding in MFs)</w:t>
+            </w:r>
+          </w:p>
+        </w:tc>
+      </w:tr>
+      <w:tr>
+        <w:tc>
+          <w:tcPr>
+            <w:tcW w:type="dxa" w:w="2400"/>
+          </w:tcPr>
+          <w:p>
+            <w:r>
+              <w:rPr>
+                <w:b/>
+                <w:bCs/>
+                <w:sz w:val="18"/>
+                <w:szCs w:val="18"/>
+              </w:rPr>
+              <w:t xml:space="preserve">Escorts Kubota Ltd</w:t>
+            </w:r>
+          </w:p>
+        </w:tc>
+        <w:tc>
+          <w:tcPr>
+            <w:tcW w:type="dxa" w:w="1400"/>
+          </w:tcPr>
+          <w:p>
+            <w:r>
+              <w:rPr>
+                <w:b/>
+                <w:bCs/>
+                <w:color w:val="8A6D00"/>
+                <w:sz w:val="18"/>
+                <w:szCs w:val="18"/>
+              </w:rPr>
+              <w:t xml:space="preserve">Medium</w:t>
+            </w:r>
+          </w:p>
+        </w:tc>
+        <w:tc>
+          <w:tcPr>
+            <w:tcW w:type="dxa" w:w="1800"/>
+          </w:tcPr>
+          <w:p>
+            <w:r>
+              <w:rPr>
+                <w:i/>
+                <w:iCs/>
+                <w:color w:val="666666"/>
+                <w:sz w:val="18"/>
+                <w:szCs w:val="18"/>
+              </w:rPr>
+              <w:t xml:space="preserve">neither</w:t>
+            </w:r>
+          </w:p>
+        </w:tc>
+        <w:tc>
+          <w:tcPr>
+            <w:tcW w:type="dxa" w:w="1600"/>
+          </w:tcPr>
+          <w:p>
+            <w:r>
+              <w:rPr>
+                <w:sz w:val="18"/>
+                <w:szCs w:val="18"/>
+              </w:rPr>
+              <w:t xml:space="preserve">Large-cap (~Rs 33,700 Cr)</w:t>
+            </w:r>
+          </w:p>
+        </w:tc>
+        <w:tc>
+          <w:tcPr>
+            <w:tcW w:type="dxa" w:w="1800"/>
+          </w:tcPr>
+          <w:p>
+            <w:r>
+              <w:rPr>
+                <w:sz w:val="18"/>
+                <w:szCs w:val="18"/>
+              </w:rPr>
+              <w:t xml:space="preserve">High-quality large-cap (~Rs 34k Cr); ~19% profit CAGR, ~19% ROE, debt-free, Kubota parent integrating India as global hub. Dual tractor+CE up-cycle (strong Aug-26 CE retail). Seeded const-equip theme (ext-lead 1x bypass). four_box 2.5 -&gt; neither on size math (Kubota-hub inflection noted, insufficient). Conviction Medium (quality compounder, not the mandate).</w:t>
+            </w:r>
+          </w:p>
+        </w:tc>
+      </w:tr>
+      <w:tr>
+        <w:tc>
+          <w:tcPr>
+            <w:tcW w:type="dxa" w:w="2400"/>
+          </w:tcPr>
+          <w:p>
+            <w:r>
+              <w:rPr>
+                <w:b/>
+                <w:bCs/>
+                <w:sz w:val="18"/>
+                <w:szCs w:val="18"/>
+              </w:rPr>
+              <w:t xml:space="preserve">Ajax Engineering Ltd</w:t>
+            </w:r>
+          </w:p>
+        </w:tc>
+        <w:tc>
+          <w:tcPr>
+            <w:tcW w:type="dxa" w:w="1400"/>
+          </w:tcPr>
+          <w:p>
+            <w:r>
+              <w:rPr>
+                <w:b/>
+                <w:bCs/>
+                <w:color w:val="8A6D00"/>
+                <w:sz w:val="18"/>
+                <w:szCs w:val="18"/>
+              </w:rPr>
+              <w:t xml:space="preserve">Medium</w:t>
+            </w:r>
+          </w:p>
+        </w:tc>
+        <w:tc>
+          <w:tcPr>
+            <w:tcW w:type="dxa" w:w="1800"/>
+          </w:tcPr>
+          <w:p>
+            <w:r>
+              <w:rPr>
+                <w:i/>
+                <w:iCs/>
+                <w:color w:val="666666"/>
+                <w:sz w:val="18"/>
+                <w:szCs w:val="18"/>
+              </w:rPr>
+              <w:t xml:space="preserve">neither</w:t>
+            </w:r>
+          </w:p>
+        </w:tc>
+        <w:tc>
+          <w:tcPr>
+            <w:tcW w:type="dxa" w:w="1600"/>
+          </w:tcPr>
+          <w:p>
+            <w:r>
+              <w:rPr>
+                <w:sz w:val="18"/>
+                <w:szCs w:val="18"/>
+              </w:rPr>
+              <w:t xml:space="preserve">Small/mid-cap (~Rs 6,800 Cr)</w:t>
+            </w:r>
+          </w:p>
+        </w:tc>
+        <w:tc>
+          <w:tcPr>
+            <w:tcW w:type="dxa" w:w="1800"/>
+          </w:tcPr>
+          <w:p>
+            <w:r>
+              <w:rPr>
+                <w:sz w:val="18"/>
+                <w:szCs w:val="18"/>
+              </w:rPr>
+              <w:t xml:space="preserve">Global SLCM leader ~77% share, ~Rs 6,800 Cr; ~30% ROCE, debt-free, capable ex-M&amp;M CEO. Q1FY26 margin dip 13-&gt;10% = non-impairing speed-breaker (CEV-4-&gt;5 emission switch + rains + election pause); Aug-26 volumes +29% YoY. topic 185854 (36 posts, full read, no trusted users). four_box 1.5 -&gt; neither hard (niche TAM, ~77% share already). Conviction Medium.</w:t>
+            </w:r>
+          </w:p>
+        </w:tc>
+      </w:tr>
+      <w:tr>
+        <w:tc>
+          <w:tcPr>
+            <w:tcW w:type="dxa" w:w="2400"/>
+          </w:tcPr>
+          <w:p>
+            <w:r>
+              <w:rPr>
+                <w:b/>
+                <w:bCs/>
+                <w:sz w:val="18"/>
+                <w:szCs w:val="18"/>
+              </w:rPr>
+              <w:t xml:space="preserve">Airfloa Rail Technology</w:t>
+            </w:r>
+          </w:p>
+        </w:tc>
+        <w:tc>
+          <w:tcPr>
+            <w:tcW w:type="dxa" w:w="1400"/>
+          </w:tcPr>
+          <w:p>
+            <w:r>
+              <w:rPr>
+                <w:b/>
+                <w:bCs/>
+                <w:color w:val="8A6D00"/>
+                <w:sz w:val="18"/>
+                <w:szCs w:val="18"/>
+              </w:rPr>
+              <w:t xml:space="preserve">Medium</w:t>
+            </w:r>
+          </w:p>
+        </w:tc>
+        <w:tc>
+          <w:tcPr>
+            <w:tcW w:type="dxa" w:w="1800"/>
+          </w:tcPr>
+          <w:p>
+            <w:r>
+              <w:rPr>
+                <w:i/>
+                <w:iCs/>
+                <w:color w:val="666666"/>
+                <w:sz w:val="18"/>
+                <w:szCs w:val="18"/>
+              </w:rPr>
+              <w:t xml:space="preserve">10x-in-2-3-years</w:t>
+            </w:r>
+          </w:p>
+        </w:tc>
+        <w:tc>
+          <w:tcPr>
+            <w:tcW w:type="dxa" w:w="1600"/>
+          </w:tcPr>
+          <w:p>
+            <w:r>
+              <w:rPr>
+                <w:sz w:val="18"/>
+                <w:szCs w:val="18"/>
+              </w:rPr>
+              <w:t xml:space="preserve">Small-cap / SME (~Rs 1,149 Cr)</w:t>
+            </w:r>
+          </w:p>
+        </w:tc>
+        <w:tc>
+          <w:tcPr>
+            <w:tcW w:type="dxa" w:w="1800"/>
+          </w:tcPr>
+          <w:p>
+            <w:r>
+              <w:rPr>
+                <w:sz w:val="18"/>
+                <w:szCs w:val="18"/>
+              </w:rPr>
+              <w:t xml:space="preserve">10x, A&amp;D ramp unconfirmed (four_box 3.0): live inflection Q1FY27 rev +200% YoY, FY27 guide Rs 500cr (+66%), rail-to-precision-A&amp;D pivot; @a_basumallick STOCK STORY feature (trusted-x, high); ~19x FY27E</w:t>
+            </w:r>
+          </w:p>
+        </w:tc>
+      </w:tr>
+      <w:tr>
+        <w:tc>
+          <w:tcPr>
+            <w:tcW w:type="dxa" w:w="2400"/>
+          </w:tcPr>
+          <w:p>
+            <w:r>
+              <w:rPr>
+                <w:b/>
+                <w:bCs/>
+                <w:sz w:val="18"/>
+                <w:szCs w:val="18"/>
+              </w:rPr>
               <w:t xml:space="preserve">Indian Energy Exchange Ltd (IEX)</w:t>
             </w:r>
           </w:p>
@@ -25223,6 +25783,1526 @@
                 <w:sz w:val="18"/>
                 <w:szCs w:val="18"/>
               </w:rPr>
+              <w:t xml:space="preserve">Susan Electricals India Ltd</w:t>
+            </w:r>
+          </w:p>
+        </w:tc>
+        <w:tc>
+          <w:tcPr>
+            <w:tcW w:type="dxa" w:w="1400"/>
+          </w:tcPr>
+          <w:p>
+            <w:r>
+              <w:rPr>
+                <w:b/>
+                <w:bCs/>
+                <w:color w:val="999999"/>
+                <w:sz w:val="18"/>
+                <w:szCs w:val="18"/>
+              </w:rPr>
+              <w:t xml:space="preserve">Low-Medium</w:t>
+            </w:r>
+          </w:p>
+        </w:tc>
+        <w:tc>
+          <w:tcPr>
+            <w:tcW w:type="dxa" w:w="1800"/>
+          </w:tcPr>
+          <w:p>
+            <w:r>
+              <w:rPr>
+                <w:i/>
+                <w:iCs/>
+                <w:color w:val="666666"/>
+                <w:sz w:val="18"/>
+                <w:szCs w:val="18"/>
+              </w:rPr>
+              <w:t xml:space="preserve">10x-in-2-3-years</w:t>
+            </w:r>
+          </w:p>
+        </w:tc>
+        <w:tc>
+          <w:tcPr>
+            <w:tcW w:type="dxa" w:w="1600"/>
+          </w:tcPr>
+          <w:p>
+            <w:r>
+              <w:rPr>
+                <w:sz w:val="18"/>
+                <w:szCs w:val="18"/>
+              </w:rPr>
+              <w:t xml:space="preserve">Small-cap (~Rs 651 Cr)</w:t>
+            </w:r>
+          </w:p>
+        </w:tc>
+        <w:tc>
+          <w:tcPr>
+            <w:tcW w:type="dxa" w:w="1800"/>
+          </w:tcPr>
+          <w:p>
+            <w:r>
+              <w:rPr>
+                <w:sz w:val="18"/>
+                <w:szCs w:val="18"/>
+              </w:rPr>
+              <w:t xml:space="preserve">Grid/conductor SME, Q1FY27 rev +254% YoY, ~60% capacity expansion; ROCE 37% (ROE flattered by tiny equity base); commodity product, DISCOM receivables. four_box 2.0 + un-ignorable-growth exception; Low-Medium unconfirmed.</w:t>
+            </w:r>
+          </w:p>
+        </w:tc>
+      </w:tr>
+      <w:tr>
+        <w:tc>
+          <w:tcPr>
+            <w:tcW w:type="dxa" w:w="2400"/>
+          </w:tcPr>
+          <w:p>
+            <w:r>
+              <w:rPr>
+                <w:b/>
+                <w:bCs/>
+                <w:sz w:val="18"/>
+                <w:szCs w:val="18"/>
+              </w:rPr>
+              <w:t xml:space="preserve">Indo Borax &amp; Chemicals Ltd</w:t>
+            </w:r>
+          </w:p>
+        </w:tc>
+        <w:tc>
+          <w:tcPr>
+            <w:tcW w:type="dxa" w:w="1400"/>
+          </w:tcPr>
+          <w:p>
+            <w:r>
+              <w:rPr>
+                <w:b/>
+                <w:bCs/>
+                <w:color w:val="999999"/>
+                <w:sz w:val="18"/>
+                <w:szCs w:val="18"/>
+              </w:rPr>
+              <w:t xml:space="preserve">Low-Medium</w:t>
+            </w:r>
+          </w:p>
+        </w:tc>
+        <w:tc>
+          <w:tcPr>
+            <w:tcW w:type="dxa" w:w="1800"/>
+          </w:tcPr>
+          <w:p>
+            <w:r>
+              <w:rPr>
+                <w:i/>
+                <w:iCs/>
+                <w:color w:val="666666"/>
+                <w:sz w:val="18"/>
+                <w:szCs w:val="18"/>
+              </w:rPr>
+              <w:t xml:space="preserve">neither</w:t>
+            </w:r>
+          </w:p>
+        </w:tc>
+        <w:tc>
+          <w:tcPr>
+            <w:tcW w:type="dxa" w:w="1600"/>
+          </w:tcPr>
+          <w:p>
+            <w:r>
+              <w:rPr>
+                <w:sz w:val="18"/>
+                <w:szCs w:val="18"/>
+              </w:rPr>
+              <w:t xml:space="preserve">Small-cap (~Rs 1,618 Cr)</w:t>
+            </w:r>
+          </w:p>
+        </w:tc>
+        <w:tc>
+          <w:tcPr>
+            <w:tcW w:type="dxa" w:w="1800"/>
+          </w:tcPr>
+          <w:p>
+            <w:r>
+              <w:rPr>
+                <w:sz w:val="18"/>
+                <w:szCs w:val="18"/>
+              </w:rPr>
+              <w:t xml:space="preserve">Boric-acid leader, ROCE 26%, debt-free; moat is import-regulation not internal; poor capital-allocation history. Dec-2025 Edelweiss PE control transfer -&gt; commodity-&gt;specialty pivot (0 quarters proof). four_box 1.5 -&gt; neither; watch turnaround.</w:t>
+            </w:r>
+          </w:p>
+        </w:tc>
+      </w:tr>
+      <w:tr>
+        <w:tc>
+          <w:tcPr>
+            <w:tcW w:type="dxa" w:w="2400"/>
+          </w:tcPr>
+          <w:p>
+            <w:r>
+              <w:rPr>
+                <w:b/>
+                <w:bCs/>
+                <w:sz w:val="18"/>
+                <w:szCs w:val="18"/>
+              </w:rPr>
+              <w:t xml:space="preserve">GV Electricals Ltd</w:t>
+            </w:r>
+          </w:p>
+        </w:tc>
+        <w:tc>
+          <w:tcPr>
+            <w:tcW w:type="dxa" w:w="1400"/>
+          </w:tcPr>
+          <w:p>
+            <w:r>
+              <w:rPr>
+                <w:b/>
+                <w:bCs/>
+                <w:color w:val="999999"/>
+                <w:sz w:val="18"/>
+                <w:szCs w:val="18"/>
+              </w:rPr>
+              <w:t xml:space="preserve">Low-Medium</w:t>
+            </w:r>
+          </w:p>
+        </w:tc>
+        <w:tc>
+          <w:tcPr>
+            <w:tcW w:type="dxa" w:w="1800"/>
+          </w:tcPr>
+          <w:p>
+            <w:r>
+              <w:rPr>
+                <w:i/>
+                <w:iCs/>
+                <w:color w:val="666666"/>
+                <w:sz w:val="18"/>
+                <w:szCs w:val="18"/>
+              </w:rPr>
+              <w:t xml:space="preserve">10x-in-2-3-years</w:t>
+            </w:r>
+          </w:p>
+        </w:tc>
+        <w:tc>
+          <w:tcPr>
+            <w:tcW w:type="dxa" w:w="1600"/>
+          </w:tcPr>
+          <w:p>
+            <w:r>
+              <w:rPr>
+                <w:sz w:val="18"/>
+                <w:szCs w:val="18"/>
+              </w:rPr>
+              <w:t xml:space="preserve">Micro-cap (~Rs 156 Cr)</w:t>
+            </w:r>
+          </w:p>
+        </w:tc>
+        <w:tc>
+          <w:tcPr>
+            <w:tcW w:type="dxa" w:w="1800"/>
+          </w:tcPr>
+          <w:p>
+            <w:r>
+              <w:rPr>
+                <w:sz w:val="18"/>
+                <w:szCs w:val="18"/>
+              </w:rPr>
+              <w:t xml:space="preserve">DISCOM electrical-infra O&amp;M/metering SME, ~77% recurring rev, FY26 PAT &gt;2x YoY, order book 3.5x, P/E 15; competitive-bid contracting, no listed history. four_box 2.0 + un-ignorable-evidence exception; Low-Medium unconfirmed.</w:t>
+            </w:r>
+          </w:p>
+        </w:tc>
+      </w:tr>
+      <w:tr>
+        <w:tc>
+          <w:tcPr>
+            <w:tcW w:type="dxa" w:w="2400"/>
+          </w:tcPr>
+          <w:p>
+            <w:r>
+              <w:rPr>
+                <w:b/>
+                <w:bCs/>
+                <w:sz w:val="18"/>
+                <w:szCs w:val="18"/>
+              </w:rPr>
+              <w:t xml:space="preserve">Monolithish Ltd</w:t>
+            </w:r>
+          </w:p>
+        </w:tc>
+        <w:tc>
+          <w:tcPr>
+            <w:tcW w:type="dxa" w:w="1400"/>
+          </w:tcPr>
+          <w:p>
+            <w:r>
+              <w:rPr>
+                <w:b/>
+                <w:bCs/>
+                <w:color w:val="999999"/>
+                <w:sz w:val="18"/>
+                <w:szCs w:val="18"/>
+              </w:rPr>
+              <w:t xml:space="preserve">Low-Medium</w:t>
+            </w:r>
+          </w:p>
+        </w:tc>
+        <w:tc>
+          <w:tcPr>
+            <w:tcW w:type="dxa" w:w="1800"/>
+          </w:tcPr>
+          <w:p>
+            <w:r>
+              <w:rPr>
+                <w:i/>
+                <w:iCs/>
+                <w:color w:val="666666"/>
+                <w:sz w:val="18"/>
+                <w:szCs w:val="18"/>
+              </w:rPr>
+              <w:t xml:space="preserve">neither</w:t>
+            </w:r>
+          </w:p>
+        </w:tc>
+        <w:tc>
+          <w:tcPr>
+            <w:tcW w:type="dxa" w:w="1600"/>
+          </w:tcPr>
+          <w:p>
+            <w:r>
+              <w:rPr>
+                <w:sz w:val="18"/>
+                <w:szCs w:val="18"/>
+              </w:rPr>
+              <w:t xml:space="preserve">Small-cap (~Rs 1,206 Cr)</w:t>
+            </w:r>
+          </w:p>
+        </w:tc>
+        <w:tc>
+          <w:tcPr>
+            <w:tcW w:type="dxa" w:w="1800"/>
+          </w:tcPr>
+          <w:p>
+            <w:r>
+              <w:rPr>
+                <w:sz w:val="18"/>
+                <w:szCs w:val="18"/>
+              </w:rPr>
+              <w:t xml:space="preserve">Largest domestic ramming-mass maker, ROCE 33%, debt-free, PAT CAGR 88%, 3.5x capacity by Sep-26 — but product self-described (T11) as commoditised/freight-limited, P/E ~37. four_box 1.5 -&gt; neither; Low-Medium on quality.</w:t>
+            </w:r>
+          </w:p>
+        </w:tc>
+      </w:tr>
+      <w:tr>
+        <w:tc>
+          <w:tcPr>
+            <w:tcW w:type="dxa" w:w="2400"/>
+          </w:tcPr>
+          <w:p>
+            <w:r>
+              <w:rPr>
+                <w:b/>
+                <w:bCs/>
+                <w:sz w:val="18"/>
+                <w:szCs w:val="18"/>
+              </w:rPr>
+              <w:t xml:space="preserve">Creative Newtech Ltd</w:t>
+            </w:r>
+          </w:p>
+        </w:tc>
+        <w:tc>
+          <w:tcPr>
+            <w:tcW w:type="dxa" w:w="1400"/>
+          </w:tcPr>
+          <w:p>
+            <w:r>
+              <w:rPr>
+                <w:b/>
+                <w:bCs/>
+                <w:color w:val="999999"/>
+                <w:sz w:val="18"/>
+                <w:szCs w:val="18"/>
+              </w:rPr>
+              <w:t xml:space="preserve">Low-Medium</w:t>
+            </w:r>
+          </w:p>
+        </w:tc>
+        <w:tc>
+          <w:tcPr>
+            <w:tcW w:type="dxa" w:w="1800"/>
+          </w:tcPr>
+          <w:p>
+            <w:r>
+              <w:rPr>
+                <w:i/>
+                <w:iCs/>
+                <w:color w:val="666666"/>
+                <w:sz w:val="18"/>
+                <w:szCs w:val="18"/>
+              </w:rPr>
+              <w:t xml:space="preserve">neither</w:t>
+            </w:r>
+          </w:p>
+        </w:tc>
+        <w:tc>
+          <w:tcPr>
+            <w:tcW w:type="dxa" w:w="1600"/>
+          </w:tcPr>
+          <w:p>
+            <w:r>
+              <w:rPr>
+                <w:sz w:val="18"/>
+                <w:szCs w:val="18"/>
+              </w:rPr>
+              <w:t xml:space="preserve">Small-cap (~Rs 1,836 Cr)</w:t>
+            </w:r>
+          </w:p>
+        </w:tc>
+        <w:tc>
+          <w:tcPr>
+            <w:tcW w:type="dxa" w:w="1800"/>
+          </w:tcPr>
+          <w:p>
+            <w:r>
+              <w:rPr>
+                <w:sz w:val="18"/>
+                <w:szCs w:val="18"/>
+              </w:rPr>
+              <w:t xml:space="preserve">IT/lifestyle/security distributor (~2% margin) pivoting to brand-licensing + Infinova surveillance-mfg (USD 4m); P/E ~25. Brand-conflict ceiling on licensing, weak cash flows, unresolved RPT. four_box 1.5 -&gt; neither.</w:t>
+            </w:r>
+          </w:p>
+        </w:tc>
+      </w:tr>
+      <w:tr>
+        <w:tc>
+          <w:tcPr>
+            <w:tcW w:type="dxa" w:w="2400"/>
+          </w:tcPr>
+          <w:p>
+            <w:r>
+              <w:rPr>
+                <w:b/>
+                <w:bCs/>
+                <w:sz w:val="18"/>
+                <w:szCs w:val="18"/>
+              </w:rPr>
+              <w:t xml:space="preserve">Oval Projects Engineering Ltd</w:t>
+            </w:r>
+          </w:p>
+        </w:tc>
+        <w:tc>
+          <w:tcPr>
+            <w:tcW w:type="dxa" w:w="1400"/>
+          </w:tcPr>
+          <w:p>
+            <w:r>
+              <w:rPr>
+                <w:b/>
+                <w:bCs/>
+                <w:color w:val="999999"/>
+                <w:sz w:val="18"/>
+                <w:szCs w:val="18"/>
+              </w:rPr>
+              <w:t xml:space="preserve">Low-Medium</w:t>
+            </w:r>
+          </w:p>
+        </w:tc>
+        <w:tc>
+          <w:tcPr>
+            <w:tcW w:type="dxa" w:w="1800"/>
+          </w:tcPr>
+          <w:p>
+            <w:r>
+              <w:rPr>
+                <w:i/>
+                <w:iCs/>
+                <w:color w:val="666666"/>
+                <w:sz w:val="18"/>
+                <w:szCs w:val="18"/>
+              </w:rPr>
+              <w:t xml:space="preserve">10x-in-2-3-years</w:t>
+            </w:r>
+          </w:p>
+        </w:tc>
+        <w:tc>
+          <w:tcPr>
+            <w:tcW w:type="dxa" w:w="1600"/>
+          </w:tcPr>
+          <w:p>
+            <w:r>
+              <w:rPr>
+                <w:sz w:val="18"/>
+                <w:szCs w:val="18"/>
+              </w:rPr>
+              <w:t xml:space="preserve">Micro-cap (~Rs 110 Cr)</w:t>
+            </w:r>
+          </w:p>
+        </w:tc>
+        <w:tc>
+          <w:tcPr>
+            <w:tcW w:type="dxa" w:w="1800"/>
+          </w:tcPr>
+          <w:p>
+            <w:r>
+              <w:rPr>
+                <w:sz w:val="18"/>
+                <w:szCs w:val="18"/>
+              </w:rPr>
+              <w:t xml:space="preserve">Oil&amp;gas EPC/O&amp;M BSE-SME; FY26 rev +50%, PAT +59%, ROCE 23%, order book ~5x, P/E ~10 — competitive-bid EPC, one listed year. four_box 2.0 + valuation-box exception; Low-Medium unconfirmed.</w:t>
+            </w:r>
+          </w:p>
+        </w:tc>
+      </w:tr>
+      <w:tr>
+        <w:tc>
+          <w:tcPr>
+            <w:tcW w:type="dxa" w:w="2400"/>
+          </w:tcPr>
+          <w:p>
+            <w:r>
+              <w:rPr>
+                <w:b/>
+                <w:bCs/>
+                <w:sz w:val="18"/>
+                <w:szCs w:val="18"/>
+              </w:rPr>
+              <w:t xml:space="preserve">Shri Ahimsa Naturals Ltd</w:t>
+            </w:r>
+          </w:p>
+        </w:tc>
+        <w:tc>
+          <w:tcPr>
+            <w:tcW w:type="dxa" w:w="1400"/>
+          </w:tcPr>
+          <w:p>
+            <w:r>
+              <w:rPr>
+                <w:b/>
+                <w:bCs/>
+                <w:color w:val="999999"/>
+                <w:sz w:val="18"/>
+                <w:szCs w:val="18"/>
+              </w:rPr>
+              <w:t xml:space="preserve">Low-Medium</w:t>
+            </w:r>
+          </w:p>
+        </w:tc>
+        <w:tc>
+          <w:tcPr>
+            <w:tcW w:type="dxa" w:w="1800"/>
+          </w:tcPr>
+          <w:p>
+            <w:r>
+              <w:rPr>
+                <w:i/>
+                <w:iCs/>
+                <w:color w:val="666666"/>
+                <w:sz w:val="18"/>
+                <w:szCs w:val="18"/>
+              </w:rPr>
+              <w:t xml:space="preserve">neither</w:t>
+            </w:r>
+          </w:p>
+        </w:tc>
+        <w:tc>
+          <w:tcPr>
+            <w:tcW w:type="dxa" w:w="1600"/>
+          </w:tcPr>
+          <w:p>
+            <w:r>
+              <w:rPr>
+                <w:sz w:val="18"/>
+                <w:szCs w:val="18"/>
+              </w:rPr>
+              <w:t xml:space="preserve">Small-cap (~Rs 900-1,140 Cr)</w:t>
+            </w:r>
+          </w:p>
+        </w:tc>
+        <w:tc>
+          <w:tcPr>
+            <w:tcW w:type="dxa" w:w="1800"/>
+          </w:tcPr>
+          <w:p>
+            <w:r>
+              <w:rPr>
+                <w:sz w:val="18"/>
+                <w:szCs w:val="18"/>
+              </w:rPr>
+              <w:t xml:space="preserve">Natural-caffeine/botanical extractor; ROCE ~24%, debt-free, ~18% rev CAGR on ~Rs123cr base; 3x capacity + backward integration catalyst but semi-commoditised export at ~45x. four_box 1.5 -&gt; neither. Untrusted X lead.</w:t>
+            </w:r>
+          </w:p>
+        </w:tc>
+      </w:tr>
+      <w:tr>
+        <w:tc>
+          <w:tcPr>
+            <w:tcW w:type="dxa" w:w="2400"/>
+          </w:tcPr>
+          <w:p>
+            <w:r>
+              <w:rPr>
+                <w:b/>
+                <w:bCs/>
+                <w:sz w:val="18"/>
+                <w:szCs w:val="18"/>
+              </w:rPr>
+              <w:t xml:space="preserve">Lloyds Engineering Works Ltd</w:t>
+            </w:r>
+          </w:p>
+        </w:tc>
+        <w:tc>
+          <w:tcPr>
+            <w:tcW w:type="dxa" w:w="1400"/>
+          </w:tcPr>
+          <w:p>
+            <w:r>
+              <w:rPr>
+                <w:b/>
+                <w:bCs/>
+                <w:color w:val="999999"/>
+                <w:sz w:val="18"/>
+                <w:szCs w:val="18"/>
+              </w:rPr>
+              <w:t xml:space="preserve">Low-Medium</w:t>
+            </w:r>
+          </w:p>
+        </w:tc>
+        <w:tc>
+          <w:tcPr>
+            <w:tcW w:type="dxa" w:w="1800"/>
+          </w:tcPr>
+          <w:p>
+            <w:r>
+              <w:rPr>
+                <w:i/>
+                <w:iCs/>
+                <w:color w:val="666666"/>
+                <w:sz w:val="18"/>
+                <w:szCs w:val="18"/>
+              </w:rPr>
+              <w:t xml:space="preserve">neither</w:t>
+            </w:r>
+          </w:p>
+        </w:tc>
+        <w:tc>
+          <w:tcPr>
+            <w:tcW w:type="dxa" w:w="1600"/>
+          </w:tcPr>
+          <w:p>
+            <w:r>
+              <w:rPr>
+                <w:sz w:val="18"/>
+                <w:szCs w:val="18"/>
+              </w:rPr>
+              <w:t xml:space="preserve">Mid-cap (~Rs 12,700 Cr)</w:t>
+            </w:r>
+          </w:p>
+        </w:tc>
+        <w:tc>
+          <w:tcPr>
+            <w:tcW w:type="dxa" w:w="1800"/>
+          </w:tcPr>
+          <w:p>
+            <w:r>
+              <w:rPr>
+                <w:sz w:val="18"/>
+                <w:szCs w:val="18"/>
+              </w:rPr>
+              <w:t xml:space="preserve">Process-equipment/EPC fabricator (O&amp;G, steel, marine, nuclear, defence); ~46% rev CAGR, +54% FY26, near debt-free, ~Rs8000cr order book, Madhu Kela promoter; ~55-60x, no moat, 10x needs L&amp;T-scale. VP thread dead (2 posts, 2023). four_box 1.5 -&gt; neither. Untrusted X lead.</w:t>
+            </w:r>
+          </w:p>
+        </w:tc>
+      </w:tr>
+      <w:tr>
+        <w:tc>
+          <w:tcPr>
+            <w:tcW w:type="dxa" w:w="2400"/>
+          </w:tcPr>
+          <w:p>
+            <w:r>
+              <w:rPr>
+                <w:b/>
+                <w:bCs/>
+                <w:sz w:val="18"/>
+                <w:szCs w:val="18"/>
+              </w:rPr>
+              <w:t xml:space="preserve">Cryogenic OGS Ltd</w:t>
+            </w:r>
+          </w:p>
+        </w:tc>
+        <w:tc>
+          <w:tcPr>
+            <w:tcW w:type="dxa" w:w="1400"/>
+          </w:tcPr>
+          <w:p>
+            <w:r>
+              <w:rPr>
+                <w:b/>
+                <w:bCs/>
+                <w:color w:val="999999"/>
+                <w:sz w:val="18"/>
+                <w:szCs w:val="18"/>
+              </w:rPr>
+              <w:t xml:space="preserve">Low-Medium</w:t>
+            </w:r>
+          </w:p>
+        </w:tc>
+        <w:tc>
+          <w:tcPr>
+            <w:tcW w:type="dxa" w:w="1800"/>
+          </w:tcPr>
+          <w:p>
+            <w:r>
+              <w:rPr>
+                <w:i/>
+                <w:iCs/>
+                <w:color w:val="666666"/>
+                <w:sz w:val="18"/>
+                <w:szCs w:val="18"/>
+              </w:rPr>
+              <w:t xml:space="preserve">neither</w:t>
+            </w:r>
+          </w:p>
+        </w:tc>
+        <w:tc>
+          <w:tcPr>
+            <w:tcW w:type="dxa" w:w="1600"/>
+          </w:tcPr>
+          <w:p>
+            <w:r>
+              <w:rPr>
+                <w:sz w:val="18"/>
+                <w:szCs w:val="18"/>
+              </w:rPr>
+              <w:t xml:space="preserve">Micro-cap (~Rs 531 Cr)</w:t>
+            </w:r>
+          </w:p>
+        </w:tc>
+        <w:tc>
+          <w:tcPr>
+            <w:tcW w:type="dxa" w:w="1800"/>
+          </w:tcPr>
+          <w:p>
+            <w:r>
+              <w:rPr>
+                <w:sz w:val="18"/>
+                <w:szCs w:val="18"/>
+              </w:rPr>
+              <w:t xml:space="preserve">Cryogenic/LNG/industrial-gas equipment, BSE SME; ROCE ~29%, debt-free, ADNOC/EIL empanelled, 4x capacity + rail/defence optionality; ~13x sales on ~Rs40cr revenue. four_box 1.5 -&gt; neither. Untrusted X lead.</w:t>
+            </w:r>
+          </w:p>
+        </w:tc>
+      </w:tr>
+      <w:tr>
+        <w:tc>
+          <w:tcPr>
+            <w:tcW w:type="dxa" w:w="2400"/>
+          </w:tcPr>
+          <w:p>
+            <w:r>
+              <w:rPr>
+                <w:b/>
+                <w:bCs/>
+                <w:sz w:val="18"/>
+                <w:szCs w:val="18"/>
+              </w:rPr>
+              <w:t xml:space="preserve">Exato Technologies Ltd</w:t>
+            </w:r>
+          </w:p>
+        </w:tc>
+        <w:tc>
+          <w:tcPr>
+            <w:tcW w:type="dxa" w:w="1400"/>
+          </w:tcPr>
+          <w:p>
+            <w:r>
+              <w:rPr>
+                <w:b/>
+                <w:bCs/>
+                <w:color w:val="999999"/>
+                <w:sz w:val="18"/>
+                <w:szCs w:val="18"/>
+              </w:rPr>
+              <w:t xml:space="preserve">Low-Medium</w:t>
+            </w:r>
+          </w:p>
+        </w:tc>
+        <w:tc>
+          <w:tcPr>
+            <w:tcW w:type="dxa" w:w="1800"/>
+          </w:tcPr>
+          <w:p>
+            <w:r>
+              <w:rPr>
+                <w:i/>
+                <w:iCs/>
+                <w:color w:val="666666"/>
+                <w:sz w:val="18"/>
+                <w:szCs w:val="18"/>
+              </w:rPr>
+              <w:t xml:space="preserve">neither</w:t>
+            </w:r>
+          </w:p>
+        </w:tc>
+        <w:tc>
+          <w:tcPr>
+            <w:tcW w:type="dxa" w:w="1600"/>
+          </w:tcPr>
+          <w:p>
+            <w:r>
+              <w:rPr>
+                <w:sz w:val="18"/>
+                <w:szCs w:val="18"/>
+              </w:rPr>
+              <w:t xml:space="preserve">Small-cap (~Rs 715 Cr)</w:t>
+            </w:r>
+          </w:p>
+        </w:tc>
+        <w:tc>
+          <w:tcPr>
+            <w:tcW w:type="dxa" w:w="1800"/>
+          </w:tcPr>
+          <w:p>
+            <w:r>
+              <w:rPr>
+                <w:sz w:val="18"/>
+                <w:szCs w:val="18"/>
+              </w:rPr>
+              <w:t xml:space="preserve">CXaaS/AI-as-a-service IT-services SME; Q1FY27 rev +50%/PAT +104%, ~Rs660cr order book, ~38x earnings/~8x book; crowded space, narrative-driven revenue-quality risk, 1-qtr track record. four_box 2.0 -&gt; neither. Untrusted X lead.</w:t>
+            </w:r>
+          </w:p>
+        </w:tc>
+      </w:tr>
+      <w:tr>
+        <w:tc>
+          <w:tcPr>
+            <w:tcW w:type="dxa" w:w="2400"/>
+          </w:tcPr>
+          <w:p>
+            <w:r>
+              <w:rPr>
+                <w:b/>
+                <w:bCs/>
+                <w:sz w:val="18"/>
+                <w:szCs w:val="18"/>
+              </w:rPr>
+              <w:t xml:space="preserve">Purple United Sales Ltd</w:t>
+            </w:r>
+          </w:p>
+        </w:tc>
+        <w:tc>
+          <w:tcPr>
+            <w:tcW w:type="dxa" w:w="1400"/>
+          </w:tcPr>
+          <w:p>
+            <w:r>
+              <w:rPr>
+                <w:b/>
+                <w:bCs/>
+                <w:color w:val="999999"/>
+                <w:sz w:val="18"/>
+                <w:szCs w:val="18"/>
+              </w:rPr>
+              <w:t xml:space="preserve">Low-Medium</w:t>
+            </w:r>
+          </w:p>
+        </w:tc>
+        <w:tc>
+          <w:tcPr>
+            <w:tcW w:type="dxa" w:w="1800"/>
+          </w:tcPr>
+          <w:p>
+            <w:r>
+              <w:rPr>
+                <w:i/>
+                <w:iCs/>
+                <w:color w:val="666666"/>
+                <w:sz w:val="18"/>
+                <w:szCs w:val="18"/>
+              </w:rPr>
+              <w:t xml:space="preserve">neither</w:t>
+            </w:r>
+          </w:p>
+        </w:tc>
+        <w:tc>
+          <w:tcPr>
+            <w:tcW w:type="dxa" w:w="1600"/>
+          </w:tcPr>
+          <w:p>
+            <w:r>
+              <w:rPr>
+                <w:sz w:val="18"/>
+                <w:szCs w:val="18"/>
+              </w:rPr>
+              <w:t xml:space="preserve">Small-cap (~Rs 395 Cr)</w:t>
+            </w:r>
+          </w:p>
+        </w:tc>
+        <w:tc>
+          <w:tcPr>
+            <w:tcW w:type="dxa" w:w="1800"/>
+          </w:tcPr>
+          <w:p>
+            <w:r>
+              <w:rPr>
+                <w:sz w:val="18"/>
+                <w:szCs w:val="18"/>
+              </w:rPr>
+              <w:t xml:space="preserve">Kidswear retailer; 43-&gt;111 stores in a yr toward 200+, ROCE ~23%, ~46% profit CAGR 5yr, WC improving; rollout execution-dependent at full-ish multiple. four_box 2.0 -&gt; neither. Untrusted X lead.</w:t>
+            </w:r>
+          </w:p>
+        </w:tc>
+      </w:tr>
+      <w:tr>
+        <w:tc>
+          <w:tcPr>
+            <w:tcW w:type="dxa" w:w="2400"/>
+          </w:tcPr>
+          <w:p>
+            <w:r>
+              <w:rPr>
+                <w:b/>
+                <w:bCs/>
+                <w:sz w:val="18"/>
+                <w:szCs w:val="18"/>
+              </w:rPr>
+              <w:t xml:space="preserve">Millworks Technologies Ltd</w:t>
+            </w:r>
+          </w:p>
+        </w:tc>
+        <w:tc>
+          <w:tcPr>
+            <w:tcW w:type="dxa" w:w="1400"/>
+          </w:tcPr>
+          <w:p>
+            <w:r>
+              <w:rPr>
+                <w:b/>
+                <w:bCs/>
+                <w:color w:val="999999"/>
+                <w:sz w:val="18"/>
+                <w:szCs w:val="18"/>
+              </w:rPr>
+              <w:t xml:space="preserve">Low-Medium</w:t>
+            </w:r>
+          </w:p>
+        </w:tc>
+        <w:tc>
+          <w:tcPr>
+            <w:tcW w:type="dxa" w:w="1800"/>
+          </w:tcPr>
+          <w:p>
+            <w:r>
+              <w:rPr>
+                <w:i/>
+                <w:iCs/>
+                <w:color w:val="666666"/>
+                <w:sz w:val="18"/>
+                <w:szCs w:val="18"/>
+              </w:rPr>
+              <w:t xml:space="preserve">10x-in-2-3-years</w:t>
+            </w:r>
+          </w:p>
+        </w:tc>
+        <w:tc>
+          <w:tcPr>
+            <w:tcW w:type="dxa" w:w="1600"/>
+          </w:tcPr>
+          <w:p>
+            <w:r>
+              <w:rPr>
+                <w:sz w:val="18"/>
+                <w:szCs w:val="18"/>
+              </w:rPr>
+              <w:t xml:space="preserve">SME / micro-cap (~Rs 2,020 Cr)</w:t>
+            </w:r>
+          </w:p>
+        </w:tc>
+        <w:tc>
+          <w:tcPr>
+            <w:tcW w:type="dxa" w:w="1800"/>
+          </w:tcPr>
+          <w:p>
+            <w:r>
+              <w:rPr>
+                <w:sz w:val="18"/>
+                <w:szCs w:val="18"/>
+              </w:rPr>
+              <w:t xml:space="preserve">10x unconfirmed (un-ignorable-growth carve-out): 81% ROCE precision defence/rail/aero/semicon components, but 4-yr-old SME, ~55x P/E, 340 debtor-days; @BeatTheStreet10 untrusted-X lead</w:t>
+            </w:r>
+          </w:p>
+        </w:tc>
+      </w:tr>
+      <w:tr>
+        <w:tc>
+          <w:tcPr>
+            <w:tcW w:type="dxa" w:w="2400"/>
+          </w:tcPr>
+          <w:p>
+            <w:r>
+              <w:rPr>
+                <w:b/>
+                <w:bCs/>
+                <w:sz w:val="18"/>
+                <w:szCs w:val="18"/>
+              </w:rPr>
+              <w:t xml:space="preserve">Suba Hotels Ltd</w:t>
+            </w:r>
+          </w:p>
+        </w:tc>
+        <w:tc>
+          <w:tcPr>
+            <w:tcW w:type="dxa" w:w="1400"/>
+          </w:tcPr>
+          <w:p>
+            <w:r>
+              <w:rPr>
+                <w:b/>
+                <w:bCs/>
+                <w:color w:val="999999"/>
+                <w:sz w:val="18"/>
+                <w:szCs w:val="18"/>
+              </w:rPr>
+              <w:t xml:space="preserve">Low-Medium</w:t>
+            </w:r>
+          </w:p>
+        </w:tc>
+        <w:tc>
+          <w:tcPr>
+            <w:tcW w:type="dxa" w:w="1800"/>
+          </w:tcPr>
+          <w:p>
+            <w:r>
+              <w:rPr>
+                <w:i/>
+                <w:iCs/>
+                <w:color w:val="666666"/>
+                <w:sz w:val="18"/>
+                <w:szCs w:val="18"/>
+              </w:rPr>
+              <w:t xml:space="preserve">neither</w:t>
+            </w:r>
+          </w:p>
+        </w:tc>
+        <w:tc>
+          <w:tcPr>
+            <w:tcW w:type="dxa" w:w="1600"/>
+          </w:tcPr>
+          <w:p>
+            <w:r>
+              <w:rPr>
+                <w:sz w:val="18"/>
+                <w:szCs w:val="18"/>
+              </w:rPr>
+              <w:t xml:space="preserve">NSE SME / micro-cap (~Rs 238 Cr)</w:t>
+            </w:r>
+          </w:p>
+        </w:tc>
+        <w:tc>
+          <w:tcPr>
+            <w:tcW w:type="dxa" w:w="1800"/>
+          </w:tcPr>
+          <w:p>
+            <w:r>
+              <w:rPr>
+                <w:sz w:val="18"/>
+                <w:szCs w:val="18"/>
+              </w:rPr>
+              <w:t xml:space="preserve">neither: fast-growing high-ROE SME hotel aggregator but no pricing power + D/E 1.06 on an asset-light model; @BeatTheStreet10 untrusted-X lead</w:t>
+            </w:r>
+          </w:p>
+        </w:tc>
+      </w:tr>
+      <w:tr>
+        <w:tc>
+          <w:tcPr>
+            <w:tcW w:type="dxa" w:w="2400"/>
+          </w:tcPr>
+          <w:p>
+            <w:r>
+              <w:rPr>
+                <w:b/>
+                <w:bCs/>
+                <w:sz w:val="18"/>
+                <w:szCs w:val="18"/>
+              </w:rPr>
+              <w:t xml:space="preserve">Recode Studios Ltd</w:t>
+            </w:r>
+          </w:p>
+        </w:tc>
+        <w:tc>
+          <w:tcPr>
+            <w:tcW w:type="dxa" w:w="1400"/>
+          </w:tcPr>
+          <w:p>
+            <w:r>
+              <w:rPr>
+                <w:b/>
+                <w:bCs/>
+                <w:color w:val="999999"/>
+                <w:sz w:val="18"/>
+                <w:szCs w:val="18"/>
+              </w:rPr>
+              <w:t xml:space="preserve">Low-Medium</w:t>
+            </w:r>
+          </w:p>
+        </w:tc>
+        <w:tc>
+          <w:tcPr>
+            <w:tcW w:type="dxa" w:w="1800"/>
+          </w:tcPr>
+          <w:p>
+            <w:r>
+              <w:rPr>
+                <w:i/>
+                <w:iCs/>
+                <w:color w:val="666666"/>
+                <w:sz w:val="18"/>
+                <w:szCs w:val="18"/>
+              </w:rPr>
+              <w:t xml:space="preserve">10x-in-2-3-years</w:t>
+            </w:r>
+          </w:p>
+        </w:tc>
+        <w:tc>
+          <w:tcPr>
+            <w:tcW w:type="dxa" w:w="1600"/>
+          </w:tcPr>
+          <w:p>
+            <w:r>
+              <w:rPr>
+                <w:sz w:val="18"/>
+                <w:szCs w:val="18"/>
+              </w:rPr>
+              <w:t xml:space="preserve">SME / micro-cap (~Rs 358 Cr)</w:t>
+            </w:r>
+          </w:p>
+        </w:tc>
+        <w:tc>
+          <w:tcPr>
+            <w:tcW w:type="dxa" w:w="1800"/>
+          </w:tcPr>
+          <w:p>
+            <w:r>
+              <w:rPr>
+                <w:sz w:val="18"/>
+                <w:szCs w:val="18"/>
+              </w:rPr>
+              <w:t xml:space="preserve">10x unconfirmed (four_box 3.0): asset-light high-ROCE branded-BPC house, +30% growth, Aflairza acq; pick of the external-lead batch, but tiny unproven brand on SME board; @BeatTheStreet10 untrusted-X lead</w:t>
+            </w:r>
+          </w:p>
+        </w:tc>
+      </w:tr>
+      <w:tr>
+        <w:tc>
+          <w:tcPr>
+            <w:tcW w:type="dxa" w:w="2400"/>
+          </w:tcPr>
+          <w:p>
+            <w:r>
+              <w:rPr>
+                <w:b/>
+                <w:bCs/>
+                <w:sz w:val="18"/>
+                <w:szCs w:val="18"/>
+              </w:rPr>
+              <w:t xml:space="preserve">Sotefin Bharat Ltd</w:t>
+            </w:r>
+          </w:p>
+        </w:tc>
+        <w:tc>
+          <w:tcPr>
+            <w:tcW w:type="dxa" w:w="1400"/>
+          </w:tcPr>
+          <w:p>
+            <w:r>
+              <w:rPr>
+                <w:b/>
+                <w:bCs/>
+                <w:color w:val="999999"/>
+                <w:sz w:val="18"/>
+                <w:szCs w:val="18"/>
+              </w:rPr>
+              <w:t xml:space="preserve">Low-Medium</w:t>
+            </w:r>
+          </w:p>
+        </w:tc>
+        <w:tc>
+          <w:tcPr>
+            <w:tcW w:type="dxa" w:w="1800"/>
+          </w:tcPr>
+          <w:p>
+            <w:r>
+              <w:rPr>
+                <w:i/>
+                <w:iCs/>
+                <w:color w:val="666666"/>
+                <w:sz w:val="18"/>
+                <w:szCs w:val="18"/>
+              </w:rPr>
+              <w:t xml:space="preserve">neither</w:t>
+            </w:r>
+          </w:p>
+        </w:tc>
+        <w:tc>
+          <w:tcPr>
+            <w:tcW w:type="dxa" w:w="1600"/>
+          </w:tcPr>
+          <w:p>
+            <w:r>
+              <w:rPr>
+                <w:sz w:val="18"/>
+                <w:szCs w:val="18"/>
+              </w:rPr>
+              <w:t xml:space="preserve">SME / micro-cap (~Rs 454 Cr)</w:t>
+            </w:r>
+          </w:p>
+        </w:tc>
+        <w:tc>
+          <w:tcPr>
+            <w:tcW w:type="dxa" w:w="1800"/>
+          </w:tcPr>
+          <w:p>
+            <w:r>
+              <w:rPr>
+                <w:sz w:val="18"/>
+                <w:szCs w:val="18"/>
+              </w:rPr>
+              <w:t xml:space="preserve">neither: order-book-backed (Rs 534 Cr) automated-parking turnkey w/ Swiss Sotefin SA tech + margin expansion, but automated parking is a small slow-adopting niche (TAM caps thesis); @BeatTheStreet10 untrusted-X lead</w:t>
+            </w:r>
+          </w:p>
+        </w:tc>
+      </w:tr>
+      <w:tr>
+        <w:tc>
+          <w:tcPr>
+            <w:tcW w:type="dxa" w:w="2400"/>
+          </w:tcPr>
+          <w:p>
+            <w:r>
+              <w:rPr>
+                <w:b/>
+                <w:bCs/>
+                <w:sz w:val="18"/>
+                <w:szCs w:val="18"/>
+              </w:rPr>
+              <w:t xml:space="preserve">Asarfi Hospital Limited SME IPO (Asarfi Hospital IPO)</w:t>
+            </w:r>
+          </w:p>
+        </w:tc>
+        <w:tc>
+          <w:tcPr>
+            <w:tcW w:type="dxa" w:w="1400"/>
+          </w:tcPr>
+          <w:p>
+            <w:r>
+              <w:rPr>
+                <w:b/>
+                <w:bCs/>
+                <w:color w:val="999999"/>
+                <w:sz w:val="18"/>
+                <w:szCs w:val="18"/>
+              </w:rPr>
+              <w:t xml:space="preserve">Low-Medium</w:t>
+            </w:r>
+          </w:p>
+        </w:tc>
+        <w:tc>
+          <w:tcPr>
+            <w:tcW w:type="dxa" w:w="1800"/>
+          </w:tcPr>
+          <w:p>
+            <w:r>
+              <w:rPr>
+                <w:i/>
+                <w:iCs/>
+                <w:color w:val="666666"/>
+                <w:sz w:val="18"/>
+                <w:szCs w:val="18"/>
+              </w:rPr>
+              <w:t xml:space="preserve">neither</w:t>
+            </w:r>
+          </w:p>
+        </w:tc>
+        <w:tc>
+          <w:tcPr>
+            <w:tcW w:type="dxa" w:w="1600"/>
+          </w:tcPr>
+          <w:p>
+            <w:r>
+              <w:rPr>
+                <w:sz w:val="18"/>
+                <w:szCs w:val="18"/>
+              </w:rPr>
+              <w:t xml:space="preserve">NSE SME / micro-cap (~Rs 400-450 Cr)</w:t>
+            </w:r>
+          </w:p>
+        </w:tc>
+        <w:tc>
+          <w:tcPr>
+            <w:tcW w:type="dxa" w:w="1800"/>
+          </w:tcPr>
+          <w:p>
+            <w:r>
+              <w:rPr>
+                <w:sz w:val="18"/>
+                <w:szCs w:val="18"/>
+              </w:rPr>
+              <w:t xml:space="preserve">neither (realistic path is 2-4x re-rate, below 10x bar): only cancer hospital in Dhanbad catchment + 285-bed multi-spec, +40-50% growth on operating leverage, ~9x EV/EBITDA vs peers 15-25x; single-city concentration + govt-receivable WC + governance niggles; theme: single-speciality hospitals (P2); @Satishwe results relay</w:t>
+            </w:r>
+          </w:p>
+        </w:tc>
+      </w:tr>
+      <w:tr>
+        <w:tc>
+          <w:tcPr>
+            <w:tcW w:type="dxa" w:w="2400"/>
+          </w:tcPr>
+          <w:p>
+            <w:r>
+              <w:rPr>
+                <w:b/>
+                <w:bCs/>
+                <w:sz w:val="18"/>
+                <w:szCs w:val="18"/>
+              </w:rPr>
+              <w:t xml:space="preserve">Oil &amp; Natural Gas Corporation Ltd (ONGC)</w:t>
+            </w:r>
+          </w:p>
+        </w:tc>
+        <w:tc>
+          <w:tcPr>
+            <w:tcW w:type="dxa" w:w="1400"/>
+          </w:tcPr>
+          <w:p>
+            <w:r>
+              <w:rPr>
+                <w:b/>
+                <w:bCs/>
+                <w:color w:val="999999"/>
+                <w:sz w:val="18"/>
+                <w:szCs w:val="18"/>
+              </w:rPr>
+              <w:t xml:space="preserve">Low-Medium</w:t>
+            </w:r>
+          </w:p>
+        </w:tc>
+        <w:tc>
+          <w:tcPr>
+            <w:tcW w:type="dxa" w:w="1800"/>
+          </w:tcPr>
+          <w:p>
+            <w:r>
+              <w:rPr>
+                <w:i/>
+                <w:iCs/>
+                <w:color w:val="666666"/>
+                <w:sz w:val="18"/>
+                <w:szCs w:val="18"/>
+              </w:rPr>
+              <w:t xml:space="preserve">neither</w:t>
+            </w:r>
+          </w:p>
+        </w:tc>
+        <w:tc>
+          <w:tcPr>
+            <w:tcW w:type="dxa" w:w="1600"/>
+          </w:tcPr>
+          <w:p>
+            <w:r>
+              <w:rPr>
+                <w:sz w:val="18"/>
+                <w:szCs w:val="18"/>
+              </w:rPr>
+              <w:t xml:space="preserve">Large-cap (~Rs 2,96,000 Cr)</w:t>
+            </w:r>
+          </w:p>
+        </w:tc>
+        <w:tc>
+          <w:tcPr>
+            <w:tcW w:type="dxa" w:w="1800"/>
+          </w:tcPr>
+          <w:p>
+            <w:r>
+              <w:rPr>
+                <w:sz w:val="18"/>
+                <w:szCs w:val="18"/>
+              </w:rPr>
+              <w:t xml:space="preserve">Large-cap upstream PSU (~Rs 2.96L Cr); ROCE ~14%, ~7x P/E, ~5.6% yield, net-debt heavy, production ~flat for a decade. Real but cyclical crude/E&amp;P-capex tailwind; no named structural/mgmt inflection. Seeded oilfield-svcs theme (ext-lead 1x bypass). four_box 2.5 -&gt; neither on size math. Conviction Low-Medium.</w:t>
+            </w:r>
+          </w:p>
+        </w:tc>
+      </w:tr>
+      <w:tr>
+        <w:tc>
+          <w:tcPr>
+            <w:tcW w:type="dxa" w:w="2400"/>
+          </w:tcPr>
+          <w:p>
+            <w:r>
+              <w:rPr>
+                <w:b/>
+                <w:bCs/>
+                <w:sz w:val="18"/>
+                <w:szCs w:val="18"/>
+              </w:rPr>
+              <w:t xml:space="preserve">Oil India Ltd</w:t>
+            </w:r>
+          </w:p>
+        </w:tc>
+        <w:tc>
+          <w:tcPr>
+            <w:tcW w:type="dxa" w:w="1400"/>
+          </w:tcPr>
+          <w:p>
+            <w:r>
+              <w:rPr>
+                <w:b/>
+                <w:bCs/>
+                <w:color w:val="999999"/>
+                <w:sz w:val="18"/>
+                <w:szCs w:val="18"/>
+              </w:rPr>
+              <w:t xml:space="preserve">Low-Medium</w:t>
+            </w:r>
+          </w:p>
+        </w:tc>
+        <w:tc>
+          <w:tcPr>
+            <w:tcW w:type="dxa" w:w="1800"/>
+          </w:tcPr>
+          <w:p>
+            <w:r>
+              <w:rPr>
+                <w:i/>
+                <w:iCs/>
+                <w:color w:val="666666"/>
+                <w:sz w:val="18"/>
+                <w:szCs w:val="18"/>
+              </w:rPr>
+              <w:t xml:space="preserve">neither</w:t>
+            </w:r>
+          </w:p>
+        </w:tc>
+        <w:tc>
+          <w:tcPr>
+            <w:tcW w:type="dxa" w:w="1600"/>
+          </w:tcPr>
+          <w:p>
+            <w:r>
+              <w:rPr>
+                <w:sz w:val="18"/>
+                <w:szCs w:val="18"/>
+              </w:rPr>
+              <w:t xml:space="preserve">Large-cap (~Rs 80,000 Cr)</w:t>
+            </w:r>
+          </w:p>
+        </w:tc>
+        <w:tc>
+          <w:tcPr>
+            <w:tcW w:type="dxa" w:w="1800"/>
+          </w:tcPr>
+          <w:p>
+            <w:r>
+              <w:rPr>
+                <w:sz w:val="18"/>
+                <w:szCs w:val="18"/>
+              </w:rPr>
+              <w:t xml:space="preserve">Large-cap #2 upstream PSU (~Rs 80k Cr); cheap, ~5%+ yield, North-East gas-grid monetisation optionality but evacuation-gated (Duliajan Feeder Line ~18mo out). Seeded oilfield-svcs theme (ext-lead 1x bypass). four_box 2.5 -&gt; neither on size math. Conviction Low-Medium.</w:t>
+            </w:r>
+          </w:p>
+        </w:tc>
+      </w:tr>
+      <w:tr>
+        <w:tc>
+          <w:tcPr>
+            <w:tcW w:type="dxa" w:w="2400"/>
+          </w:tcPr>
+          <w:p>
+            <w:r>
+              <w:rPr>
+                <w:b/>
+                <w:bCs/>
+                <w:sz w:val="18"/>
+                <w:szCs w:val="18"/>
+              </w:rPr>
+              <w:t xml:space="preserve">Signpost India Ltd</w:t>
+            </w:r>
+          </w:p>
+        </w:tc>
+        <w:tc>
+          <w:tcPr>
+            <w:tcW w:type="dxa" w:w="1400"/>
+          </w:tcPr>
+          <w:p>
+            <w:r>
+              <w:rPr>
+                <w:b/>
+                <w:bCs/>
+                <w:color w:val="999999"/>
+                <w:sz w:val="18"/>
+                <w:szCs w:val="18"/>
+              </w:rPr>
+              <w:t xml:space="preserve">Low-Medium</w:t>
+            </w:r>
+          </w:p>
+        </w:tc>
+        <w:tc>
+          <w:tcPr>
+            <w:tcW w:type="dxa" w:w="1800"/>
+          </w:tcPr>
+          <w:p>
+            <w:r>
+              <w:rPr>
+                <w:i/>
+                <w:iCs/>
+                <w:color w:val="666666"/>
+                <w:sz w:val="18"/>
+                <w:szCs w:val="18"/>
+              </w:rPr>
+              <w:t xml:space="preserve">neither</w:t>
+            </w:r>
+          </w:p>
+        </w:tc>
+        <w:tc>
+          <w:tcPr>
+            <w:tcW w:type="dxa" w:w="1600"/>
+          </w:tcPr>
+          <w:p>
+            <w:r>
+              <w:rPr>
+                <w:sz w:val="18"/>
+                <w:szCs w:val="18"/>
+              </w:rPr>
+              <w:t xml:space="preserve">Small-cap (~Rs 1,400 Cr)</w:t>
+            </w:r>
+          </w:p>
+        </w:tc>
+        <w:tc>
+          <w:tcPr>
+            <w:tcW w:type="dxa" w:w="1800"/>
+          </w:tcPr>
+          <w:p>
+            <w:r>
+              <w:rPr>
+                <w:sz w:val="18"/>
+                <w:szCs w:val="18"/>
+              </w:rPr>
+              <w:t xml:space="preserve">Largest India main-street DOOH operator, ~Rs 1,400 Cr; ROCE/ROE low-20s, rev +38-52% YoY several quarters, signed 9-yr Bangalore Metro contract ~Rs 600-700cr (cash H2). But tender-won book / no moat (Bright Outdoor, CashURDrive win same deals), no concalls, net insider selling, ~201 debtor days, ~Rs 4,000cr DOOH TAM caps it. topic 142064 (11 posts). four_box 1.5 -&gt; neither hard. Conviction Low-Medium.</w:t>
+            </w:r>
+          </w:p>
+        </w:tc>
+      </w:tr>
+      <w:tr>
+        <w:tc>
+          <w:tcPr>
+            <w:tcW w:type="dxa" w:w="2400"/>
+          </w:tcPr>
+          <w:p>
+            <w:r>
+              <w:rPr>
+                <w:b/>
+                <w:bCs/>
+                <w:sz w:val="18"/>
+                <w:szCs w:val="18"/>
+              </w:rPr>
               <w:t xml:space="preserve">Smartlink --- Cash for free</w:t>
             </w:r>
           </w:p>
@@ -33063,6 +35143,86 @@
                 <w:sz w:val="18"/>
                 <w:szCs w:val="18"/>
               </w:rPr>
+              <w:t xml:space="preserve">Innovassynth investments limited</w:t>
+            </w:r>
+          </w:p>
+        </w:tc>
+        <w:tc>
+          <w:tcPr>
+            <w:tcW w:type="dxa" w:w="1400"/>
+          </w:tcPr>
+          <w:p>
+            <w:r>
+              <w:rPr>
+                <w:b/>
+                <w:bCs/>
+                <w:color w:val="999999"/>
+                <w:sz w:val="18"/>
+                <w:szCs w:val="18"/>
+              </w:rPr>
+              <w:t xml:space="preserve">Low</w:t>
+            </w:r>
+          </w:p>
+        </w:tc>
+        <w:tc>
+          <w:tcPr>
+            <w:tcW w:type="dxa" w:w="1800"/>
+          </w:tcPr>
+          <w:p>
+            <w:r>
+              <w:rPr>
+                <w:i/>
+                <w:iCs/>
+                <w:color w:val="666666"/>
+                <w:sz w:val="18"/>
+                <w:szCs w:val="18"/>
+              </w:rPr>
+              <w:t xml:space="preserve">neither</w:t>
+            </w:r>
+          </w:p>
+        </w:tc>
+        <w:tc>
+          <w:tcPr>
+            <w:tcW w:type="dxa" w:w="1600"/>
+          </w:tcPr>
+          <w:p>
+            <w:r>
+              <w:rPr>
+                <w:sz w:val="18"/>
+                <w:szCs w:val="18"/>
+              </w:rPr>
+              <w:t xml:space="preserve">Small-cap (~Rs 1,274 Cr)</w:t>
+            </w:r>
+          </w:p>
+        </w:tc>
+        <w:tc>
+          <w:tcPr>
+            <w:tcW w:type="dxa" w:w="1800"/>
+          </w:tcPr>
+          <w:p>
+            <w:r>
+              <w:rPr>
+                <w:sz w:val="18"/>
+                <w:szCs w:val="18"/>
+              </w:rPr>
+              <w:t xml:space="preserve">CRDMO/oligonucleotide (Raheja/RARE-backed), reverse merger now effective Sep-2026; ROCE/ROE deeply negative, trusted user (dark_hunter) called risk-reward unfavourable given customer concentration+capacity constraints. four_box 2.5 -&gt; neither. Revisit after first post-merger quarter</w:t>
+            </w:r>
+          </w:p>
+        </w:tc>
+      </w:tr>
+      <w:tr>
+        <w:tc>
+          <w:tcPr>
+            <w:tcW w:type="dxa" w:w="2400"/>
+          </w:tcPr>
+          <w:p>
+            <w:r>
+              <w:rPr>
+                <w:b/>
+                <w:bCs/>
+                <w:sz w:val="18"/>
+                <w:szCs w:val="18"/>
+              </w:rPr>
               <w:t xml:space="preserve">P N Gadgil Jewellers Ltd</w:t>
             </w:r>
           </w:p>
@@ -42886,6 +45046,1046 @@
                 <w:szCs w:val="18"/>
               </w:rPr>
               <w:t xml:space="preserve">Tiny export-oriented commodity auto/agri bearing maker; ~1.5% 5yr rev growth, ~7.7% ROCE, 206 debtor days. 4.5x capex (2.1M-&gt;9.6M) stuck in CWIP 2+yrs, auditor Key Audit Matter flag. Nov-24 US OFAC sanctions (since lifted). Undisclosed CEO designate. Nominal 'bearing' keyword hit only, not the robotics/precision theme. four_box 2.0 -&gt; neither hard.</w:t>
+            </w:r>
+          </w:p>
+        </w:tc>
+      </w:tr>
+      <w:tr>
+        <w:tc>
+          <w:tcPr>
+            <w:tcW w:type="dxa" w:w="2400"/>
+          </w:tcPr>
+          <w:p>
+            <w:r>
+              <w:rPr>
+                <w:b/>
+                <w:bCs/>
+                <w:sz w:val="18"/>
+                <w:szCs w:val="18"/>
+              </w:rPr>
+              <w:t xml:space="preserve">Ashutosh Fibre Ltd</w:t>
+            </w:r>
+          </w:p>
+        </w:tc>
+        <w:tc>
+          <w:tcPr>
+            <w:tcW w:type="dxa" w:w="1400"/>
+          </w:tcPr>
+          <w:p>
+            <w:r>
+              <w:rPr>
+                <w:b/>
+                <w:bCs/>
+                <w:color w:val="999999"/>
+                <w:sz w:val="18"/>
+                <w:szCs w:val="18"/>
+              </w:rPr>
+              <w:t xml:space="preserve">Low</w:t>
+            </w:r>
+          </w:p>
+        </w:tc>
+        <w:tc>
+          <w:tcPr>
+            <w:tcW w:type="dxa" w:w="1800"/>
+          </w:tcPr>
+          <w:p>
+            <w:r>
+              <w:rPr>
+                <w:i/>
+                <w:iCs/>
+                <w:color w:val="666666"/>
+                <w:sz w:val="18"/>
+                <w:szCs w:val="18"/>
+              </w:rPr>
+              <w:t xml:space="preserve">neither</w:t>
+            </w:r>
+          </w:p>
+        </w:tc>
+        <w:tc>
+          <w:tcPr>
+            <w:tcW w:type="dxa" w:w="1600"/>
+          </w:tcPr>
+          <w:p>
+            <w:r>
+              <w:rPr>
+                <w:sz w:val="18"/>
+                <w:szCs w:val="18"/>
+              </w:rPr>
+              <w:t xml:space="preserve">Micro-cap (~Rs 211 Cr)</w:t>
+            </w:r>
+          </w:p>
+        </w:tc>
+        <w:tc>
+          <w:tcPr>
+            <w:tcW w:type="dxa" w:w="1800"/>
+          </w:tcPr>
+          <w:p>
+            <w:r>
+              <w:rPr>
+                <w:sz w:val="18"/>
+                <w:szCs w:val="18"/>
+              </w:rPr>
+              <w:t xml:space="preserve">Just-IPO'd technical-yarn SME; EBITDA margin 15-&gt;26%, ROCE 27%, P/E 13 — but FY26 revenue FLAT (+2%), PAT growth is margin-only, no listed history. four_box 1.5 -&gt; neither.</w:t>
+            </w:r>
+          </w:p>
+        </w:tc>
+      </w:tr>
+      <w:tr>
+        <w:tc>
+          <w:tcPr>
+            <w:tcW w:type="dxa" w:w="2400"/>
+          </w:tcPr>
+          <w:p>
+            <w:r>
+              <w:rPr>
+                <w:b/>
+                <w:bCs/>
+                <w:sz w:val="18"/>
+                <w:szCs w:val="18"/>
+              </w:rPr>
+              <w:t xml:space="preserve">Atharva Polyplast Ltd</w:t>
+            </w:r>
+          </w:p>
+        </w:tc>
+        <w:tc>
+          <w:tcPr>
+            <w:tcW w:type="dxa" w:w="1400"/>
+          </w:tcPr>
+          <w:p>
+            <w:r>
+              <w:rPr>
+                <w:b/>
+                <w:bCs/>
+                <w:color w:val="999999"/>
+                <w:sz w:val="18"/>
+                <w:szCs w:val="18"/>
+              </w:rPr>
+              <w:t xml:space="preserve">Low</w:t>
+            </w:r>
+          </w:p>
+        </w:tc>
+        <w:tc>
+          <w:tcPr>
+            <w:tcW w:type="dxa" w:w="1800"/>
+          </w:tcPr>
+          <w:p>
+            <w:r>
+              <w:rPr>
+                <w:i/>
+                <w:iCs/>
+                <w:color w:val="666666"/>
+                <w:sz w:val="18"/>
+                <w:szCs w:val="18"/>
+              </w:rPr>
+              <w:t xml:space="preserve">neither</w:t>
+            </w:r>
+          </w:p>
+        </w:tc>
+        <w:tc>
+          <w:tcPr>
+            <w:tcW w:type="dxa" w:w="1600"/>
+          </w:tcPr>
+          <w:p>
+            <w:r>
+              <w:rPr>
+                <w:sz w:val="18"/>
+                <w:szCs w:val="18"/>
+              </w:rPr>
+              <w:t xml:space="preserve">Micro-cap (~Rs 131 Cr)</w:t>
+            </w:r>
+          </w:p>
+        </w:tc>
+        <w:tc>
+          <w:tcPr>
+            <w:tcW w:type="dxa" w:w="1800"/>
+          </w:tcPr>
+          <w:p>
+            <w:r>
+              <w:rPr>
+                <w:sz w:val="18"/>
+                <w:szCs w:val="18"/>
+              </w:rPr>
+              <w:t xml:space="preserve">SME injection-moulding job-shop for furniture/appliance/auto; ROE 35%, EBITDA 20%, PAT Rs0.7-&gt;5.3cr FY23-25 — tiny base, customer concentration, no listed history, P/E ~25. four_box 1.0 -&gt; neither.</w:t>
+            </w:r>
+          </w:p>
+        </w:tc>
+      </w:tr>
+      <w:tr>
+        <w:tc>
+          <w:tcPr>
+            <w:tcW w:type="dxa" w:w="2400"/>
+          </w:tcPr>
+          <w:p>
+            <w:r>
+              <w:rPr>
+                <w:b/>
+                <w:bCs/>
+                <w:sz w:val="18"/>
+                <w:szCs w:val="18"/>
+              </w:rPr>
+              <w:t xml:space="preserve">Max India Ltd</w:t>
+            </w:r>
+          </w:p>
+        </w:tc>
+        <w:tc>
+          <w:tcPr>
+            <w:tcW w:type="dxa" w:w="1400"/>
+          </w:tcPr>
+          <w:p>
+            <w:r>
+              <w:rPr>
+                <w:b/>
+                <w:bCs/>
+                <w:color w:val="999999"/>
+                <w:sz w:val="18"/>
+                <w:szCs w:val="18"/>
+              </w:rPr>
+              <w:t xml:space="preserve">Low</w:t>
+            </w:r>
+          </w:p>
+        </w:tc>
+        <w:tc>
+          <w:tcPr>
+            <w:tcW w:type="dxa" w:w="1800"/>
+          </w:tcPr>
+          <w:p>
+            <w:r>
+              <w:rPr>
+                <w:i/>
+                <w:iCs/>
+                <w:color w:val="666666"/>
+                <w:sz w:val="18"/>
+                <w:szCs w:val="18"/>
+              </w:rPr>
+              <w:t xml:space="preserve">neither</w:t>
+            </w:r>
+          </w:p>
+        </w:tc>
+        <w:tc>
+          <w:tcPr>
+            <w:tcW w:type="dxa" w:w="1600"/>
+          </w:tcPr>
+          <w:p>
+            <w:r>
+              <w:rPr>
+                <w:sz w:val="18"/>
+                <w:szCs w:val="18"/>
+              </w:rPr>
+              <w:t xml:space="preserve">Small-cap (~Rs 845 Cr)</w:t>
+            </w:r>
+          </w:p>
+        </w:tc>
+        <w:tc>
+          <w:tcPr>
+            <w:tcW w:type="dxa" w:w="1800"/>
+          </w:tcPr>
+          <w:p>
+            <w:r>
+              <w:rPr>
+                <w:sz w:val="18"/>
+                <w:szCs w:val="18"/>
+              </w:rPr>
+              <w:t xml:space="preserve">Antara senior-care holdco; real long-dated TAM but loss-making (ROE -23% 3yr), rev growth ~11% 5yr, cash Rs218-&gt;75cr in a year. Filtered at Step 3; four_box 1.0 -&gt; neither.</w:t>
+            </w:r>
+          </w:p>
+        </w:tc>
+      </w:tr>
+      <w:tr>
+        <w:tc>
+          <w:tcPr>
+            <w:tcW w:type="dxa" w:w="2400"/>
+          </w:tcPr>
+          <w:p>
+            <w:r>
+              <w:rPr>
+                <w:b/>
+                <w:bCs/>
+                <w:sz w:val="18"/>
+                <w:szCs w:val="18"/>
+              </w:rPr>
+              <w:t xml:space="preserve">SMR Jewels Ltd</w:t>
+            </w:r>
+          </w:p>
+        </w:tc>
+        <w:tc>
+          <w:tcPr>
+            <w:tcW w:type="dxa" w:w="1400"/>
+          </w:tcPr>
+          <w:p>
+            <w:r>
+              <w:rPr>
+                <w:b/>
+                <w:bCs/>
+                <w:color w:val="999999"/>
+                <w:sz w:val="18"/>
+                <w:szCs w:val="18"/>
+              </w:rPr>
+              <w:t xml:space="preserve">Low</w:t>
+            </w:r>
+          </w:p>
+        </w:tc>
+        <w:tc>
+          <w:tcPr>
+            <w:tcW w:type="dxa" w:w="1800"/>
+          </w:tcPr>
+          <w:p>
+            <w:r>
+              <w:rPr>
+                <w:i/>
+                <w:iCs/>
+                <w:color w:val="666666"/>
+                <w:sz w:val="18"/>
+                <w:szCs w:val="18"/>
+              </w:rPr>
+              <w:t xml:space="preserve">neither</w:t>
+            </w:r>
+          </w:p>
+        </w:tc>
+        <w:tc>
+          <w:tcPr>
+            <w:tcW w:type="dxa" w:w="1600"/>
+          </w:tcPr>
+          <w:p>
+            <w:r>
+              <w:rPr>
+                <w:sz w:val="18"/>
+                <w:szCs w:val="18"/>
+              </w:rPr>
+              <w:t xml:space="preserve">Micro-cap (~Rs 166 Cr)</w:t>
+            </w:r>
+          </w:p>
+        </w:tc>
+        <w:tc>
+          <w:tcPr>
+            <w:tcW w:type="dxa" w:w="1800"/>
+          </w:tcPr>
+          <w:p>
+            <w:r>
+              <w:rPr>
+                <w:sz w:val="18"/>
+                <w:szCs w:val="18"/>
+              </w:rPr>
+              <w:t xml:space="preserve">B2B designer/mythology jewellery, just-listed BSE SME; PAT up ~20x off tiny base, ROE 55-72% on thin equity, ~10x PE; low-margin gold-price/WC-exposed job-work, conflicting rev data. four_box 1.5 -&gt; neither. Untrusted X lead.</w:t>
+            </w:r>
+          </w:p>
+        </w:tc>
+      </w:tr>
+      <w:tr>
+        <w:tc>
+          <w:tcPr>
+            <w:tcW w:type="dxa" w:w="2400"/>
+          </w:tcPr>
+          <w:p>
+            <w:r>
+              <w:rPr>
+                <w:b/>
+                <w:bCs/>
+                <w:sz w:val="18"/>
+                <w:szCs w:val="18"/>
+              </w:rPr>
+              <w:t xml:space="preserve">Rajnandini Fashion India Ltd</w:t>
+            </w:r>
+          </w:p>
+        </w:tc>
+        <w:tc>
+          <w:tcPr>
+            <w:tcW w:type="dxa" w:w="1400"/>
+          </w:tcPr>
+          <w:p>
+            <w:r>
+              <w:rPr>
+                <w:b/>
+                <w:bCs/>
+                <w:color w:val="999999"/>
+                <w:sz w:val="18"/>
+                <w:szCs w:val="18"/>
+              </w:rPr>
+              <w:t xml:space="preserve">Low</w:t>
+            </w:r>
+          </w:p>
+        </w:tc>
+        <w:tc>
+          <w:tcPr>
+            <w:tcW w:type="dxa" w:w="1800"/>
+          </w:tcPr>
+          <w:p>
+            <w:r>
+              <w:rPr>
+                <w:i/>
+                <w:iCs/>
+                <w:color w:val="666666"/>
+                <w:sz w:val="18"/>
+                <w:szCs w:val="18"/>
+              </w:rPr>
+              <w:t xml:space="preserve">neither</w:t>
+            </w:r>
+          </w:p>
+        </w:tc>
+        <w:tc>
+          <w:tcPr>
+            <w:tcW w:type="dxa" w:w="1600"/>
+          </w:tcPr>
+          <w:p>
+            <w:r>
+              <w:rPr>
+                <w:sz w:val="18"/>
+                <w:szCs w:val="18"/>
+              </w:rPr>
+              <w:t xml:space="preserve">Micro-cap (~Rs 36-65 Cr)</w:t>
+            </w:r>
+          </w:p>
+        </w:tc>
+        <w:tc>
+          <w:tcPr>
+            <w:tcW w:type="dxa" w:w="1800"/>
+          </w:tcPr>
+          <w:p>
+            <w:r>
+              <w:rPr>
+                <w:sz w:val="18"/>
+                <w:szCs w:val="18"/>
+              </w:rPr>
+              <w:t xml:space="preserve">D2C women ethnic wear, BSE SME listed Jun-26; ROE ~43% but ~Rs31cr revenue, debtor days 73-&gt;115, WC days 76-&gt;121, D/E ~1.0. four_box 1.5 -&gt; neither hard. Untrusted X lead.</w:t>
+            </w:r>
+          </w:p>
+        </w:tc>
+      </w:tr>
+      <w:tr>
+        <w:tc>
+          <w:tcPr>
+            <w:tcW w:type="dxa" w:w="2400"/>
+          </w:tcPr>
+          <w:p>
+            <w:r>
+              <w:rPr>
+                <w:b/>
+                <w:bCs/>
+                <w:sz w:val="18"/>
+                <w:szCs w:val="18"/>
+              </w:rPr>
+              <w:t xml:space="preserve">Nelco Ltd</w:t>
+            </w:r>
+          </w:p>
+        </w:tc>
+        <w:tc>
+          <w:tcPr>
+            <w:tcW w:type="dxa" w:w="1400"/>
+          </w:tcPr>
+          <w:p>
+            <w:r>
+              <w:rPr>
+                <w:b/>
+                <w:bCs/>
+                <w:color w:val="999999"/>
+                <w:sz w:val="18"/>
+                <w:szCs w:val="18"/>
+              </w:rPr>
+              <w:t xml:space="preserve">Low</w:t>
+            </w:r>
+          </w:p>
+        </w:tc>
+        <w:tc>
+          <w:tcPr>
+            <w:tcW w:type="dxa" w:w="1800"/>
+          </w:tcPr>
+          <w:p>
+            <w:r>
+              <w:rPr>
+                <w:i/>
+                <w:iCs/>
+                <w:color w:val="666666"/>
+                <w:sz w:val="18"/>
+                <w:szCs w:val="18"/>
+              </w:rPr>
+              <w:t xml:space="preserve">neither</w:t>
+            </w:r>
+          </w:p>
+        </w:tc>
+        <w:tc>
+          <w:tcPr>
+            <w:tcW w:type="dxa" w:w="1600"/>
+          </w:tcPr>
+          <w:p>
+            <w:r>
+              <w:rPr>
+                <w:sz w:val="18"/>
+                <w:szCs w:val="18"/>
+              </w:rPr>
+              <w:t xml:space="preserve">Small-cap (~Rs 2,100 Cr)</w:t>
+            </w:r>
+          </w:p>
+        </w:tc>
+        <w:tc>
+          <w:tcPr>
+            <w:tcW w:type="dxa" w:w="1800"/>
+          </w:tcPr>
+          <w:p>
+            <w:r>
+              <w:rPr>
+                <w:sz w:val="18"/>
+                <w:szCs w:val="18"/>
+              </w:rPr>
+              <w:t xml:space="preserve">Tata Power satcom/VSAT leader; FY25 PBT -60% YoY, EBITDA margin 20-&gt;11%, core rev declining, no concalls; tiny ~Rs1000cr domestic VSAT TAM, LEO pivot unproven, ~16x book. VP thread 29 posts, no trusted users, net-skeptical. four_box 1.0 -&gt; neither. Untrusted X lead.</w:t>
+            </w:r>
+          </w:p>
+        </w:tc>
+      </w:tr>
+      <w:tr>
+        <w:tc>
+          <w:tcPr>
+            <w:tcW w:type="dxa" w:w="2400"/>
+          </w:tcPr>
+          <w:p>
+            <w:r>
+              <w:rPr>
+                <w:b/>
+                <w:bCs/>
+                <w:sz w:val="18"/>
+                <w:szCs w:val="18"/>
+              </w:rPr>
+              <w:t xml:space="preserve">E to E Transportation Infrastructure Ltd</w:t>
+            </w:r>
+          </w:p>
+        </w:tc>
+        <w:tc>
+          <w:tcPr>
+            <w:tcW w:type="dxa" w:w="1400"/>
+          </w:tcPr>
+          <w:p>
+            <w:r>
+              <w:rPr>
+                <w:b/>
+                <w:bCs/>
+                <w:color w:val="999999"/>
+                <w:sz w:val="18"/>
+                <w:szCs w:val="18"/>
+              </w:rPr>
+              <w:t xml:space="preserve">Low</w:t>
+            </w:r>
+          </w:p>
+        </w:tc>
+        <w:tc>
+          <w:tcPr>
+            <w:tcW w:type="dxa" w:w="1800"/>
+          </w:tcPr>
+          <w:p>
+            <w:r>
+              <w:rPr>
+                <w:i/>
+                <w:iCs/>
+                <w:color w:val="666666"/>
+                <w:sz w:val="18"/>
+                <w:szCs w:val="18"/>
+              </w:rPr>
+              <w:t xml:space="preserve">neither</w:t>
+            </w:r>
+          </w:p>
+        </w:tc>
+        <w:tc>
+          <w:tcPr>
+            <w:tcW w:type="dxa" w:w="1600"/>
+          </w:tcPr>
+          <w:p>
+            <w:r>
+              <w:rPr>
+                <w:sz w:val="18"/>
+                <w:szCs w:val="18"/>
+              </w:rPr>
+              <w:t xml:space="preserve">Micro-cap (~Rs 647 Cr)</w:t>
+            </w:r>
+          </w:p>
+        </w:tc>
+        <w:tc>
+          <w:tcPr>
+            <w:tcW w:type="dxa" w:w="1800"/>
+          </w:tcPr>
+          <w:p>
+            <w:r>
+              <w:rPr>
+                <w:sz w:val="18"/>
+                <w:szCs w:val="18"/>
+              </w:rPr>
+              <w:t xml:space="preserve">Railway signalling/electrification turnkey EPC, NSE SME; FY25 rev Rs254cr +47% but H1FY26 loss Rs-7.5cr, ~220 debtor days, ROE ~13%. four_box 1.0 -&gt; neither hard. Untrusted X lead.</w:t>
+            </w:r>
+          </w:p>
+        </w:tc>
+      </w:tr>
+      <w:tr>
+        <w:tc>
+          <w:tcPr>
+            <w:tcW w:type="dxa" w:w="2400"/>
+          </w:tcPr>
+          <w:p>
+            <w:r>
+              <w:rPr>
+                <w:b/>
+                <w:bCs/>
+                <w:sz w:val="18"/>
+                <w:szCs w:val="18"/>
+              </w:rPr>
+              <w:t xml:space="preserve">SAR Televenture Ltd</w:t>
+            </w:r>
+          </w:p>
+        </w:tc>
+        <w:tc>
+          <w:tcPr>
+            <w:tcW w:type="dxa" w:w="1400"/>
+          </w:tcPr>
+          <w:p>
+            <w:r>
+              <w:rPr>
+                <w:b/>
+                <w:bCs/>
+                <w:color w:val="999999"/>
+                <w:sz w:val="18"/>
+                <w:szCs w:val="18"/>
+              </w:rPr>
+              <w:t xml:space="preserve">Low</w:t>
+            </w:r>
+          </w:p>
+        </w:tc>
+        <w:tc>
+          <w:tcPr>
+            <w:tcW w:type="dxa" w:w="1800"/>
+          </w:tcPr>
+          <w:p>
+            <w:r>
+              <w:rPr>
+                <w:i/>
+                <w:iCs/>
+                <w:color w:val="666666"/>
+                <w:sz w:val="18"/>
+                <w:szCs w:val="18"/>
+              </w:rPr>
+              <w:t xml:space="preserve">neither</w:t>
+            </w:r>
+          </w:p>
+        </w:tc>
+        <w:tc>
+          <w:tcPr>
+            <w:tcW w:type="dxa" w:w="1600"/>
+          </w:tcPr>
+          <w:p>
+            <w:r>
+              <w:rPr>
+                <w:sz w:val="18"/>
+                <w:szCs w:val="18"/>
+              </w:rPr>
+              <w:t xml:space="preserve">Small-cap (~Rs 448 Cr)</w:t>
+            </w:r>
+          </w:p>
+        </w:tc>
+        <w:tc>
+          <w:tcPr>
+            <w:tcW w:type="dxa" w:w="1800"/>
+          </w:tcPr>
+          <w:p>
+            <w:r>
+              <w:rPr>
+                <w:sz w:val="18"/>
+                <w:szCs w:val="18"/>
+              </w:rPr>
+              <w:t xml:space="preserve">neither (hard, score 1.0): ~6% ROCE / ~9.5% ROE fails quality gate; deteriorating working capital; BSNL-EPC one-time program; dead VP thread; @BeatTheStreet10 untrusted-X lead</w:t>
+            </w:r>
+          </w:p>
+        </w:tc>
+      </w:tr>
+      <w:tr>
+        <w:tc>
+          <w:tcPr>
+            <w:tcW w:type="dxa" w:w="2400"/>
+          </w:tcPr>
+          <w:p>
+            <w:r>
+              <w:rPr>
+                <w:b/>
+                <w:bCs/>
+                <w:sz w:val="18"/>
+                <w:szCs w:val="18"/>
+              </w:rPr>
+              <w:t xml:space="preserve">Tainwala Chemicals</w:t>
+            </w:r>
+          </w:p>
+        </w:tc>
+        <w:tc>
+          <w:tcPr>
+            <w:tcW w:type="dxa" w:w="1400"/>
+          </w:tcPr>
+          <w:p>
+            <w:r>
+              <w:rPr>
+                <w:b/>
+                <w:bCs/>
+                <w:color w:val="999999"/>
+                <w:sz w:val="18"/>
+                <w:szCs w:val="18"/>
+              </w:rPr>
+              <w:t xml:space="preserve">Low</w:t>
+            </w:r>
+          </w:p>
+        </w:tc>
+        <w:tc>
+          <w:tcPr>
+            <w:tcW w:type="dxa" w:w="1800"/>
+          </w:tcPr>
+          <w:p>
+            <w:r>
+              <w:rPr>
+                <w:i/>
+                <w:iCs/>
+                <w:color w:val="666666"/>
+                <w:sz w:val="18"/>
+                <w:szCs w:val="18"/>
+              </w:rPr>
+              <w:t xml:space="preserve">neither</w:t>
+            </w:r>
+          </w:p>
+        </w:tc>
+        <w:tc>
+          <w:tcPr>
+            <w:tcW w:type="dxa" w:w="1600"/>
+          </w:tcPr>
+          <w:p>
+            <w:r>
+              <w:rPr>
+                <w:sz w:val="18"/>
+                <w:szCs w:val="18"/>
+              </w:rPr>
+              <w:t xml:space="preserve">Micro/small-cap (~Rs 200 Cr)</w:t>
+            </w:r>
+          </w:p>
+        </w:tc>
+        <w:tc>
+          <w:tcPr>
+            <w:tcW w:type="dxa" w:w="1800"/>
+          </w:tcPr>
+          <w:p>
+            <w:r>
+              <w:rPr>
+                <w:sz w:val="18"/>
+                <w:szCs w:val="18"/>
+              </w:rPr>
+              <w:t xml:space="preserve">Debt-free but ROIC ~0.5%, latest-quarter PAT down ~99% YoY; commodity plastic-sheet extrusion, no catalyst; filtered at fundamentals stage</w:t>
+            </w:r>
+          </w:p>
+        </w:tc>
+      </w:tr>
+      <w:tr>
+        <w:tc>
+          <w:tcPr>
+            <w:tcW w:type="dxa" w:w="2400"/>
+          </w:tcPr>
+          <w:p>
+            <w:r>
+              <w:rPr>
+                <w:b/>
+                <w:bCs/>
+                <w:sz w:val="18"/>
+                <w:szCs w:val="18"/>
+              </w:rPr>
+              <w:t xml:space="preserve">Hindustan Oil Exploration Company Ltd (HOEC)</w:t>
+            </w:r>
+          </w:p>
+        </w:tc>
+        <w:tc>
+          <w:tcPr>
+            <w:tcW w:type="dxa" w:w="1400"/>
+          </w:tcPr>
+          <w:p>
+            <w:r>
+              <w:rPr>
+                <w:b/>
+                <w:bCs/>
+                <w:color w:val="999999"/>
+                <w:sz w:val="18"/>
+                <w:szCs w:val="18"/>
+              </w:rPr>
+              <w:t xml:space="preserve">Low</w:t>
+            </w:r>
+          </w:p>
+        </w:tc>
+        <w:tc>
+          <w:tcPr>
+            <w:tcW w:type="dxa" w:w="1800"/>
+          </w:tcPr>
+          <w:p>
+            <w:r>
+              <w:rPr>
+                <w:i/>
+                <w:iCs/>
+                <w:color w:val="666666"/>
+                <w:sz w:val="18"/>
+                <w:szCs w:val="18"/>
+              </w:rPr>
+              <w:t xml:space="preserve">neither</w:t>
+            </w:r>
+          </w:p>
+        </w:tc>
+        <w:tc>
+          <w:tcPr>
+            <w:tcW w:type="dxa" w:w="1600"/>
+          </w:tcPr>
+          <w:p>
+            <w:r>
+              <w:rPr>
+                <w:sz w:val="18"/>
+                <w:szCs w:val="18"/>
+              </w:rPr>
+              <w:t xml:space="preserve">Small-cap (~Rs 2,550 Cr)</w:t>
+            </w:r>
+          </w:p>
+        </w:tc>
+        <w:tc>
+          <w:tcPr>
+            <w:tcW w:type="dxa" w:w="1800"/>
+          </w:tcPr>
+          <w:p>
+            <w:r>
+              <w:rPr>
+                <w:sz w:val="18"/>
+                <w:szCs w:val="18"/>
+              </w:rPr>
+              <w:t xml:space="preserve">Private E&amp;P ~Rs 2,550 Cr; ROCE 3.4%, ~100x P/E at 52wk high. Chronic B-80 turnaround that keeps disappointing (volumes falling), Dirok gas evacuation-gated; new-CEO targets seen as not credible by forum. topic 1581 (155 posts, cat 19). phreakv6 #138 is a neutral 2023 op note, not a call. four_box 1.0 -&gt; neither hard. Conviction Low.</w:t>
+            </w:r>
+          </w:p>
+        </w:tc>
+      </w:tr>
+      <w:tr>
+        <w:tc>
+          <w:tcPr>
+            <w:tcW w:type="dxa" w:w="2400"/>
+          </w:tcPr>
+          <w:p>
+            <w:r>
+              <w:rPr>
+                <w:b/>
+                <w:bCs/>
+                <w:sz w:val="18"/>
+                <w:szCs w:val="18"/>
+              </w:rPr>
+              <w:t xml:space="preserve">Dolphin Offshore Enterprises (India) Ltd</w:t>
+            </w:r>
+          </w:p>
+        </w:tc>
+        <w:tc>
+          <w:tcPr>
+            <w:tcW w:type="dxa" w:w="1400"/>
+          </w:tcPr>
+          <w:p>
+            <w:r>
+              <w:rPr>
+                <w:b/>
+                <w:bCs/>
+                <w:color w:val="999999"/>
+                <w:sz w:val="18"/>
+                <w:szCs w:val="18"/>
+              </w:rPr>
+              <w:t xml:space="preserve">Low</w:t>
+            </w:r>
+          </w:p>
+        </w:tc>
+        <w:tc>
+          <w:tcPr>
+            <w:tcW w:type="dxa" w:w="1800"/>
+          </w:tcPr>
+          <w:p>
+            <w:r>
+              <w:rPr>
+                <w:i/>
+                <w:iCs/>
+                <w:color w:val="666666"/>
+                <w:sz w:val="18"/>
+                <w:szCs w:val="18"/>
+              </w:rPr>
+              <w:t xml:space="preserve">neither</w:t>
+            </w:r>
+          </w:p>
+        </w:tc>
+        <w:tc>
+          <w:tcPr>
+            <w:tcW w:type="dxa" w:w="1600"/>
+          </w:tcPr>
+          <w:p>
+            <w:r>
+              <w:rPr>
+                <w:sz w:val="18"/>
+                <w:szCs w:val="18"/>
+              </w:rPr>
+              <w:t xml:space="preserve">Small-cap</w:t>
+            </w:r>
+          </w:p>
+        </w:tc>
+        <w:tc>
+          <w:tcPr>
+            <w:tcW w:type="dxa" w:w="1800"/>
+          </w:tcPr>
+          <w:p>
+            <w:r>
+              <w:rPr>
+                <w:sz w:val="18"/>
+                <w:szCs w:val="18"/>
+              </w:rPr>
+              <w:t xml:space="preserve">Post-insolvency offshore subsea/diving revival, small-cap; promoter ~75%. Reported ~50% net margin on ~Rs 143cr rev = non-operational; ~729 debtor days; trailing ROCE/ROE negative; P/B ~6.3. topic 1387 dead (4 posts, 2015). four_box 1.0 -&gt; neither hard. Conviction Low. Earnings-quality + receivables concern named (not a formal red flag).</w:t>
+            </w:r>
+          </w:p>
+        </w:tc>
+      </w:tr>
+      <w:tr>
+        <w:tc>
+          <w:tcPr>
+            <w:tcW w:type="dxa" w:w="2400"/>
+          </w:tcPr>
+          <w:p>
+            <w:r>
+              <w:rPr>
+                <w:b/>
+                <w:bCs/>
+                <w:sz w:val="18"/>
+                <w:szCs w:val="18"/>
+              </w:rPr>
+              <w:t xml:space="preserve">Indo Farm Equipment Ltd</w:t>
+            </w:r>
+          </w:p>
+        </w:tc>
+        <w:tc>
+          <w:tcPr>
+            <w:tcW w:type="dxa" w:w="1400"/>
+          </w:tcPr>
+          <w:p>
+            <w:r>
+              <w:rPr>
+                <w:b/>
+                <w:bCs/>
+                <w:color w:val="999999"/>
+                <w:sz w:val="18"/>
+                <w:szCs w:val="18"/>
+              </w:rPr>
+              <w:t xml:space="preserve">Low</w:t>
+            </w:r>
+          </w:p>
+        </w:tc>
+        <w:tc>
+          <w:tcPr>
+            <w:tcW w:type="dxa" w:w="1800"/>
+          </w:tcPr>
+          <w:p>
+            <w:r>
+              <w:rPr>
+                <w:i/>
+                <w:iCs/>
+                <w:color w:val="666666"/>
+                <w:sz w:val="18"/>
+                <w:szCs w:val="18"/>
+              </w:rPr>
+              <w:t xml:space="preserve">neither</w:t>
+            </w:r>
+          </w:p>
+        </w:tc>
+        <w:tc>
+          <w:tcPr>
+            <w:tcW w:type="dxa" w:w="1600"/>
+          </w:tcPr>
+          <w:p>
+            <w:r>
+              <w:rPr>
+                <w:sz w:val="18"/>
+                <w:szCs w:val="18"/>
+              </w:rPr>
+              <w:t xml:space="preserve">Small-cap (~Rs 690 Cr)</w:t>
+            </w:r>
+          </w:p>
+        </w:tc>
+        <w:tc>
+          <w:tcPr>
+            <w:tcW w:type="dxa" w:w="1800"/>
+          </w:tcPr>
+          <w:p>
+            <w:r>
+              <w:rPr>
+                <w:sz w:val="18"/>
+                <w:szCs w:val="18"/>
+              </w:rPr>
+              <w:t xml:space="preserve">Sub-scale tractor + pick-n-carry crane maker, ~Rs 690 Cr, Jan-25 IPO; ROE ~4.5%, ~28x P/E. Live inflection (Q3FY26 tractor sales +88% YoY) + capacity ramp + captive NBFC, but no moat vs M&amp;M/TAFE/Escorts/ACE. No VP thread. Seeded const-equip theme (ext-lead 1x bypass). four_box 1.0 -&gt; neither hard. Conviction Low.</w:t>
+            </w:r>
+          </w:p>
+        </w:tc>
+      </w:tr>
+      <w:tr>
+        <w:tc>
+          <w:tcPr>
+            <w:tcW w:type="dxa" w:w="2400"/>
+          </w:tcPr>
+          <w:p>
+            <w:r>
+              <w:rPr>
+                <w:b/>
+                <w:bCs/>
+                <w:sz w:val="18"/>
+                <w:szCs w:val="18"/>
+              </w:rPr>
+              <w:t xml:space="preserve">SAT Industries</w:t>
+            </w:r>
+          </w:p>
+        </w:tc>
+        <w:tc>
+          <w:tcPr>
+            <w:tcW w:type="dxa" w:w="1400"/>
+          </w:tcPr>
+          <w:p>
+            <w:r>
+              <w:rPr>
+                <w:b/>
+                <w:bCs/>
+                <w:color w:val="999999"/>
+                <w:sz w:val="18"/>
+                <w:szCs w:val="18"/>
+              </w:rPr>
+              <w:t xml:space="preserve">Low</w:t>
+            </w:r>
+          </w:p>
+        </w:tc>
+        <w:tc>
+          <w:tcPr>
+            <w:tcW w:type="dxa" w:w="1800"/>
+          </w:tcPr>
+          <w:p>
+            <w:r>
+              <w:rPr>
+                <w:i/>
+                <w:iCs/>
+                <w:color w:val="666666"/>
+                <w:sz w:val="18"/>
+                <w:szCs w:val="18"/>
+              </w:rPr>
+              <w:t xml:space="preserve">neither</w:t>
+            </w:r>
+          </w:p>
+        </w:tc>
+        <w:tc>
+          <w:tcPr>
+            <w:tcW w:type="dxa" w:w="1600"/>
+          </w:tcPr>
+          <w:p>
+            <w:r>
+              <w:rPr>
+                <w:sz w:val="18"/>
+                <w:szCs w:val="18"/>
+              </w:rPr>
+              <w:t xml:space="preserve">Small-cap (~Rs 600 Cr)</w:t>
+            </w:r>
+          </w:p>
+        </w:tc>
+        <w:tc>
+          <w:tcPr>
+            <w:tcW w:type="dxa" w:w="1800"/>
+          </w:tcPr>
+          <w:p>
+            <w:r>
+              <w:rPr>
+                <w:sz w:val="18"/>
+                <w:szCs w:val="18"/>
+              </w:rPr>
+              <w:t xml:space="preserve">Opaque diversified holding/trading conglomerate (manufacturing+leasing+finance+investments); no clear moat/catalyst; filtered at fundamentals stage</w:t>
             </w:r>
           </w:p>
         </w:tc>
@@ -46728,7 +49928,7 @@
                 <w:sz w:val="18"/>
                 <w:szCs w:val="18"/>
               </w:rPr>
-              <w:t xml:space="preserve">Man Industries (India) Limited</w:t>
+              <w:t xml:space="preserve">Aban Offshore Ltd</w:t>
             </w:r>
           </w:p>
         </w:tc>
@@ -46745,7 +49945,7 @@
                 <w:sz w:val="18"/>
                 <w:szCs w:val="18"/>
               </w:rPr>
-              <w:t xml:space="preserve">EXCLUDE</w:t>
+              <w:t xml:space="preserve">AVOID</w:t>
             </w:r>
           </w:p>
         </w:tc>
@@ -46761,7 +49961,7 @@
                 <w:sz w:val="18"/>
                 <w:szCs w:val="18"/>
               </w:rPr>
-              <w:t xml:space="preserve">Active SEBI order (Sept 2025) for financial misrepresentation FY16-FY21, under SAT stay not cleared — overrides strong Q1 FY27 results and trusted mention.</w:t>
+              <w:t xml:space="preserve">AVOID red flag: under CIRP/insolvency since Sept 2025, negative net worth, ~Rs 1,270cr contingent liabilities, rev -17.5%/5yr. Offshore day-rate up-cycle inaccessible via this equity stub. Step 4 skipped. thesis neither, conviction Low.</w:t>
             </w:r>
           </w:p>
         </w:tc>
@@ -46780,7 +49980,7 @@
                 <w:sz w:val="18"/>
                 <w:szCs w:val="18"/>
               </w:rPr>
-              <w:t xml:space="preserve">V-Marc India Ltd</w:t>
+              <w:t xml:space="preserve">Man Industries (India) Limited</w:t>
             </w:r>
           </w:p>
         </w:tc>
@@ -46813,7 +50013,7 @@
                 <w:sz w:val="18"/>
                 <w:szCs w:val="18"/>
               </w:rPr>
-              <w:t xml:space="preserve">EXCLUDED (re-verified 2026-09-02): SEBI confirmatory order 26-Jul-2024 for promoter/MD stock manipulation still stands; Q1FY27 beat (+102% rev/+163% PAT YoY) does not override. conviction_needs_reverification cleared.</w:t>
+              <w:t xml:space="preserve">Active SEBI order (Sept 2025) for financial misrepresentation FY16-FY21, under SAT stay not cleared — overrides strong Q1 FY27 results and trusted mention.</w:t>
             </w:r>
           </w:p>
         </w:tc>
@@ -46832,7 +50032,7 @@
                 <w:sz w:val="18"/>
                 <w:szCs w:val="18"/>
               </w:rPr>
-              <w:t xml:space="preserve">Darjeeling Industries</w:t>
+              <w:t xml:space="preserve">V-Marc India Ltd</w:t>
             </w:r>
           </w:p>
         </w:tc>
@@ -46865,7 +50065,7 @@
                 <w:sz w:val="18"/>
                 <w:szCs w:val="18"/>
               </w:rPr>
-              <w:t xml:space="preserve">Active SEBI ex-parte order (30 Jun 2026): MD + 9 barred, circular funding / manipulation, company not traceable at registered offices. Legacy EXCLUDE confirmed.</w:t>
+              <w:t xml:space="preserve">EXCLUDED (re-verified 2026-09-02): SEBI confirmatory order 26-Jul-2024 for promoter/MD stock manipulation still stands; Q1FY27 beat (+102% rev/+163% PAT YoY) does not override. conviction_needs_reverification cleared.</w:t>
             </w:r>
           </w:p>
         </w:tc>
@@ -46884,7 +50084,7 @@
                 <w:sz w:val="18"/>
                 <w:szCs w:val="18"/>
               </w:rPr>
-              <w:t xml:space="preserve">Kronox Lab Sciences</w:t>
+              <w:t xml:space="preserve">Darjeeling Industries</w:t>
             </w:r>
           </w:p>
         </w:tc>
@@ -46901,7 +50101,7 @@
                 <w:sz w:val="18"/>
                 <w:szCs w:val="18"/>
               </w:rPr>
-              <w:t xml:space="preserve">HIGH CAUTION</w:t>
+              <w:t xml:space="preserve">EXCLUDE</w:t>
             </w:r>
           </w:p>
         </w:tc>
@@ -46917,7 +50117,7 @@
                 <w:sz w:val="18"/>
                 <w:szCs w:val="18"/>
               </w:rPr>
-              <w:t xml:space="preserve">Strong ROCE/ROE but promoters selling 64.26% control to Indo Borax at ~33% discount to market (2026-08-20) - unresolved red flag</w:t>
+              <w:t xml:space="preserve">Active SEBI ex-parte order (30 Jun 2026): MD + 9 barred, circular funding / manipulation, company not traceable at registered offices. Legacy EXCLUDE confirmed.</w:t>
             </w:r>
           </w:p>
         </w:tc>
@@ -46936,7 +50136,7 @@
                 <w:sz w:val="18"/>
                 <w:szCs w:val="18"/>
               </w:rPr>
-              <w:t xml:space="preserve">The Leela Palaces — New Promoter, Legacy Hotels, New Playbook</w:t>
+              <w:t xml:space="preserve">Rajesh Exports Ltd</w:t>
             </w:r>
           </w:p>
         </w:tc>
@@ -46953,7 +50153,7 @@
                 <w:sz w:val="18"/>
                 <w:szCs w:val="18"/>
               </w:rPr>
-              <w:t xml:space="preserve">HIGH CAUTION</w:t>
+              <w:t xml:space="preserve">EXCLUDE</w:t>
             </w:r>
           </w:p>
         </w:tc>
@@ -46969,7 +50169,7 @@
                 <w:sz w:val="18"/>
                 <w:szCs w:val="18"/>
               </w:rPr>
-              <w:t xml:space="preserve">Real luxury-hotel growth but ~76% promoter share pledge (HIGH CAUTION), already large-cap rich valuation</w:t>
+              <w:t xml:space="preserve">EXCLUDE: SEBI interim order 3-Jun-2026 alleges ~Rs 15.15 lakh cr unverifiable revenue FY21-25; forensic auditor denied books access. Uninvestable until resolved.</w:t>
             </w:r>
           </w:p>
         </w:tc>
@@ -46988,7 +50188,7 @@
                 <w:sz w:val="18"/>
                 <w:szCs w:val="18"/>
               </w:rPr>
-              <w:t xml:space="preserve">Annapurna Swadisht Ltd</w:t>
+              <w:t xml:space="preserve">Eraaya Lifespaces Ltd</w:t>
             </w:r>
           </w:p>
         </w:tc>
@@ -47005,7 +50205,7 @@
                 <w:sz w:val="18"/>
                 <w:szCs w:val="18"/>
               </w:rPr>
-              <w:t xml:space="preserve">HIGH CAUTION</w:t>
+              <w:t xml:space="preserve">EXCLUDE</w:t>
             </w:r>
           </w:p>
         </w:tc>
@@ -47021,7 +50221,7 @@
                 <w:sz w:val="18"/>
                 <w:szCs w:val="18"/>
               </w:rPr>
-              <w:t xml:space="preserve">Growth story but serious quality-of-earnings/governance red flag cluster (cash flow, pledge spike, CFO exit, fraud comparison)</w:t>
+              <w:t xml:space="preserve">EXCLUDE: SEBI examining Eraaya-Ebix deal for cheating/stock manipulation; independent directors resigned citing fraud; revenue -93%; @BeatTheStreet10 lead was itself a BEAR call</w:t>
             </w:r>
           </w:p>
         </w:tc>
@@ -47040,7 +50240,7 @@
                 <w:sz w:val="18"/>
                 <w:szCs w:val="18"/>
               </w:rPr>
-              <w:t xml:space="preserve">Intellect Design Arena</w:t>
+              <w:t xml:space="preserve">Kronox Lab Sciences</w:t>
             </w:r>
           </w:p>
         </w:tc>
@@ -47073,7 +50273,7 @@
                 <w:sz w:val="18"/>
                 <w:szCs w:val="18"/>
               </w:rPr>
-              <w:t xml:space="preserve">HIGH CAUTION: community flags concurrent selling by promoter Arun Jain, Polaris, FIIs, DIIs, and HNI Mukul Agarwal, unverified this pass</w:t>
+              <w:t xml:space="preserve">Strong ROCE/ROE but promoters selling 64.26% control to Indo Borax at ~33% discount to market (2026-08-20) - unresolved red flag</w:t>
             </w:r>
           </w:p>
         </w:tc>
@@ -47092,7 +50292,7 @@
                 <w:sz w:val="18"/>
                 <w:szCs w:val="18"/>
               </w:rPr>
-              <w:t xml:space="preserve">BLS International</w:t>
+              <w:t xml:space="preserve">The Leela Palaces — New Promoter, Legacy Hotels, New Playbook</w:t>
             </w:r>
           </w:p>
         </w:tc>
@@ -47125,7 +50325,7 @@
                 <w:sz w:val="18"/>
                 <w:szCs w:val="18"/>
               </w:rPr>
-              <w:t xml:space="preserve">Excellent ROCE/ROE but live governance cluster: fresh unverified auditor allegations Feb26, capital-allocation criticism (hotel buy), MEA debarment episode (legally reversed) exposing litigious client conduct</w:t>
+              <w:t xml:space="preserve">Real luxury-hotel growth but ~76% promoter share pledge (HIGH CAUTION), already large-cap rich valuation</w:t>
             </w:r>
           </w:p>
         </w:tc>
@@ -47144,7 +50344,7 @@
                 <w:sz w:val="18"/>
                 <w:szCs w:val="18"/>
               </w:rPr>
-              <w:t xml:space="preserve">Nazara Technologies</w:t>
+              <w:t xml:space="preserve">Annapurna Swadisht Ltd</w:t>
             </w:r>
           </w:p>
         </w:tc>
@@ -47177,7 +50377,7 @@
                 <w:sz w:val="18"/>
                 <w:szCs w:val="18"/>
               </w:rPr>
-              <w:t xml:space="preserve">Strong headline metrics but RMG regulatory threat to PokerBaazi stake (~30% of value) + unfocused-acquisition critique</w:t>
+              <w:t xml:space="preserve">Growth story but serious quality-of-earnings/governance red flag cluster (cash flow, pledge spike, CFO exit, fraud comparison)</w:t>
             </w:r>
           </w:p>
         </w:tc>
@@ -47196,7 +50396,7 @@
                 <w:sz w:val="18"/>
                 <w:szCs w:val="18"/>
               </w:rPr>
-              <w:t xml:space="preserve">Genesys International</w:t>
+              <w:t xml:space="preserve">Intellect Design Arena</w:t>
             </w:r>
           </w:p>
         </w:tc>
@@ -47229,7 +50429,7 @@
                 <w:sz w:val="18"/>
                 <w:szCs w:val="18"/>
               </w:rPr>
-              <w:t xml:space="preserve">Fast revenue growth but capital-hungry/weak cash conversion, QIP fund-deviation flag, high-caution</w:t>
+              <w:t xml:space="preserve">HIGH CAUTION: community flags concurrent selling by promoter Arun Jain, Polaris, FIIs, DIIs, and HNI Mukul Agarwal, unverified this pass</w:t>
             </w:r>
           </w:p>
         </w:tc>
@@ -47248,7 +50448,7 @@
                 <w:sz w:val="18"/>
                 <w:szCs w:val="18"/>
               </w:rPr>
-              <w:t xml:space="preserve">E2E Networks Ltd</w:t>
+              <w:t xml:space="preserve">BLS International</w:t>
             </w:r>
           </w:p>
         </w:tc>
@@ -47281,7 +50481,7 @@
                 <w:sz w:val="18"/>
                 <w:szCs w:val="18"/>
               </w:rPr>
-              <w:t xml:space="preserve">Q1FY27 revenue +334% YoY, 75% EBITDA margin, PAT positive - but promoter holding collapsed 60%-&gt;39.5% (HIGH CAUTION), FY26 net loss, now levered, serial dilution, refuted Ken article, ~407x P/E.</w:t>
+              <w:t xml:space="preserve">Excellent ROCE/ROE but live governance cluster: fresh unverified auditor allegations Feb26, capital-allocation criticism (hotel buy), MEA debarment episode (legally reversed) exposing litigious client conduct</w:t>
             </w:r>
           </w:p>
         </w:tc>
@@ -47300,7 +50500,7 @@
                 <w:sz w:val="18"/>
                 <w:szCs w:val="18"/>
               </w:rPr>
-              <w:t xml:space="preserve">Raymond Lifestyle</w:t>
+              <w:t xml:space="preserve">Nazara Technologies</w:t>
             </w:r>
           </w:p>
         </w:tc>
@@ -47333,7 +50533,7 @@
                 <w:sz w:val="18"/>
                 <w:szCs w:val="18"/>
               </w:rPr>
-              <w:t xml:space="preserve">Post-demerger turnaround pitch; recent-quarter segment recovery + cost-transformation program, but CEO/CBO resignations, unverified tax-raid allegation, and a resurfaced accounting-quality controversy keep this HIGH CAUTION</w:t>
+              <w:t xml:space="preserve">Strong headline metrics but RMG regulatory threat to PokerBaazi stake (~30% of value) + unfocused-acquisition critique</w:t>
             </w:r>
           </w:p>
         </w:tc>
@@ -47352,7 +50552,7 @@
                 <w:sz w:val="18"/>
                 <w:szCs w:val="18"/>
               </w:rPr>
-              <w:t xml:space="preserve">Stallion India Fluorochemicals : Aggressive Capex</w:t>
+              <w:t xml:space="preserve">Genesys International</w:t>
             </w:r>
           </w:p>
         </w:tc>
@@ -47385,7 +50585,7 @@
                 <w:sz w:val="18"/>
                 <w:szCs w:val="18"/>
               </w:rPr>
-              <w:t xml:space="preserve">Strong accelerating fundamentals undercut by a promoter sell/loan/rights-issue round-trip several trusted users call self-dealing, plus an ID resignation.</w:t>
+              <w:t xml:space="preserve">Fast revenue growth but capital-hungry/weak cash conversion, QIP fund-deviation flag, high-caution</w:t>
             </w:r>
           </w:p>
         </w:tc>
@@ -47404,7 +50604,7 @@
                 <w:sz w:val="18"/>
                 <w:szCs w:val="18"/>
               </w:rPr>
-              <w:t xml:space="preserve">Hikal</w:t>
+              <w:t xml:space="preserve">E2E Networks Ltd</w:t>
             </w:r>
           </w:p>
         </w:tc>
@@ -47437,7 +50637,7 @@
                 <w:sz w:val="18"/>
                 <w:szCs w:val="18"/>
               </w:rPr>
-              <w:t xml:space="preserve">Real but unconfirmed operating recovery outweighed by an active Supreme-Court-mediated promoter family dispute over a Rs 1 lakh Cr+ asset split.</w:t>
+              <w:t xml:space="preserve">Q1FY27 revenue +334% YoY, 75% EBITDA margin, PAT positive - but promoter holding collapsed 60%-&gt;39.5% (HIGH CAUTION), FY26 net loss, now levered, serial dilution, refuted Ken article, ~407x P/E.</w:t>
             </w:r>
           </w:p>
         </w:tc>
@@ -47456,7 +50656,7 @@
                 <w:sz w:val="18"/>
                 <w:szCs w:val="18"/>
               </w:rPr>
-              <w:t xml:space="preserve">Krsnaa Diagnostics</w:t>
+              <w:t xml:space="preserve">Raymond Lifestyle</w:t>
             </w:r>
           </w:p>
         </w:tc>
@@ -47489,7 +50689,7 @@
                 <w:sz w:val="18"/>
                 <w:szCs w:val="18"/>
               </w:rPr>
-              <w:t xml:space="preserve">Real B2C-driven growth inflection undercut by an auditor-flagged receivables Key Audit Matter and consecutive CFO/IR-head resignations.</w:t>
+              <w:t xml:space="preserve">Post-demerger turnaround pitch; recent-quarter segment recovery + cost-transformation program, but CEO/CBO resignations, unverified tax-raid allegation, and a resurfaced accounting-quality controversy keep this HIGH CAUTION</w:t>
             </w:r>
           </w:p>
         </w:tc>
@@ -47508,7 +50708,7 @@
                 <w:sz w:val="18"/>
                 <w:szCs w:val="18"/>
               </w:rPr>
-              <w:t xml:space="preserve">Dishman Carbogen Amcis Ltd</w:t>
+              <w:t xml:space="preserve">Stallion India Fluorochemicals : Aggressive Capex</w:t>
             </w:r>
           </w:p>
         </w:tc>
@@ -47541,7 +50741,7 @@
                 <w:sz w:val="18"/>
                 <w:szCs w:val="18"/>
               </w:rPr>
-              <w:t xml:space="preserve">Europe-heavy CDMO; 3yr ROE/ROCE negative, Q1 FY27 net loss ~Rs 58 Cr, net-debt/EBITDA ~6x, Mar-2026 credit downgrade with negative outlook, stuck Rs 1,000 Cr equity raise. Decade-long 'turnaround' never delivered. HIGH CAUTION, filtered out.</w:t>
+              <w:t xml:space="preserve">Strong accelerating fundamentals undercut by a promoter sell/loan/rights-issue round-trip several trusted users call self-dealing, plus an ID resignation.</w:t>
             </w:r>
           </w:p>
         </w:tc>
@@ -47560,7 +50760,7 @@
                 <w:sz w:val="18"/>
                 <w:szCs w:val="18"/>
               </w:rPr>
-              <w:t xml:space="preserve">Oriana Power</w:t>
+              <w:t xml:space="preserve">Hikal</w:t>
             </w:r>
           </w:p>
         </w:tc>
@@ -47593,7 +50793,7 @@
                 <w:sz w:val="18"/>
                 <w:szCs w:val="18"/>
               </w:rPr>
-              <w:t xml:space="preserve">Re-verif: SECI green-ammonia PA (Rs 3,135 Cr/10yr) formalised - first large arm's-length stream - but SEBI warning letter + ~1/3 related-party revenue + trusted distrust unchanged. HIGH CAUTION / Low.</w:t>
+              <w:t xml:space="preserve">Real but unconfirmed operating recovery outweighed by an active Supreme-Court-mediated promoter family dispute over a Rs 1 lakh Cr+ asset split.</w:t>
             </w:r>
           </w:p>
         </w:tc>
@@ -47612,7 +50812,7 @@
                 <w:sz w:val="18"/>
                 <w:szCs w:val="18"/>
               </w:rPr>
-              <w:t xml:space="preserve">Websol energy system ltd</w:t>
+              <w:t xml:space="preserve">Krsnaa Diagnostics</w:t>
             </w:r>
           </w:p>
         </w:tc>
@@ -47645,7 +50845,7 @@
                 <w:sz w:val="18"/>
                 <w:szCs w:val="18"/>
               </w:rPr>
-              <w:t xml:space="preserve">Re-verif: Q4FY26 +132%/+158% verified; TOPCon line upgrade underway (faster than feared); but ~Rs 2,500 Cr capex vs ~Rs 250 Cr OCF + sector glut + unexplained DCR gap. HIGH CAUTION / Low, 10x held.</w:t>
+              <w:t xml:space="preserve">Real B2C-driven growth inflection undercut by an auditor-flagged receivables Key Audit Matter and consecutive CFO/IR-head resignations.</w:t>
             </w:r>
           </w:p>
         </w:tc>
@@ -47664,7 +50864,7 @@
                 <w:sz w:val="18"/>
                 <w:szCs w:val="18"/>
               </w:rPr>
-              <w:t xml:space="preserve">Supriya Lifescience Ltd</w:t>
+              <w:t xml:space="preserve">Dishman Carbogen Amcis Ltd</w:t>
             </w:r>
           </w:p>
         </w:tc>
@@ -47697,7 +50897,7 @@
                 <w:sz w:val="18"/>
                 <w:szCs w:val="18"/>
               </w:rPr>
-              <w:t xml:space="preserve">Exec arrested under Narcotics export-control law (expired CBN license), still in judicial custody, HIGH CAUTION</w:t>
+              <w:t xml:space="preserve">Europe-heavy CDMO; 3yr ROE/ROCE negative, Q1 FY27 net loss ~Rs 58 Cr, net-debt/EBITDA ~6x, Mar-2026 credit downgrade with negative outlook, stuck Rs 1,000 Cr equity raise. Decade-long 'turnaround' never delivered. HIGH CAUTION, filtered out.</w:t>
             </w:r>
           </w:p>
         </w:tc>
@@ -47716,7 +50916,7 @@
                 <w:sz w:val="18"/>
                 <w:szCs w:val="18"/>
               </w:rPr>
-              <w:t xml:space="preserve">Gsm Foils:Secular growth play</w:t>
+              <w:t xml:space="preserve">Oriana Power</w:t>
             </w:r>
           </w:p>
         </w:tc>
@@ -47749,7 +50949,7 @@
                 <w:sz w:val="18"/>
                 <w:szCs w:val="18"/>
               </w:rPr>
-              <w:t xml:space="preserve">Optically ~100% growth / ~48% ROCE but July-2026 exchange-disclosed attack on the MD in a forced-buyout dispute; credit-fuelled growth, serial dilution, mcap -62% in a year</w:t>
+              <w:t xml:space="preserve">Re-verif: SECI green-ammonia PA (Rs 3,135 Cr/10yr) formalised - first large arm's-length stream - but SEBI warning letter + ~1/3 related-party revenue + trusted distrust unchanged. HIGH CAUTION / Low.</w:t>
             </w:r>
           </w:p>
         </w:tc>
@@ -47768,7 +50968,7 @@
                 <w:sz w:val="18"/>
                 <w:szCs w:val="18"/>
               </w:rPr>
-              <w:t xml:space="preserve">Kaynes Technology India Limited</w:t>
+              <w:t xml:space="preserve">Websol energy system ltd</w:t>
             </w:r>
           </w:p>
         </w:tc>
@@ -47801,7 +51001,7 @@
                 <w:sz w:val="18"/>
                 <w:szCs w:val="18"/>
               </w:rPr>
-              <w:t xml:space="preserve">Kotak accounting red-flag report + CEO resignation + promoter stake fall 63%-&gt;53% overrides the strong EMS/semicon growth story.</w:t>
+              <w:t xml:space="preserve">Re-verif: Q4FY26 +132%/+158% verified; TOPCon line upgrade underway (faster than feared); but ~Rs 2,500 Cr capex vs ~Rs 250 Cr OCF + sector glut + unexplained DCR gap. HIGH CAUTION / Low, 10x held.</w:t>
             </w:r>
           </w:p>
         </w:tc>
@@ -47820,7 +51020,7 @@
                 <w:sz w:val="18"/>
                 <w:szCs w:val="18"/>
               </w:rPr>
-              <w:t xml:space="preserve">Paramount Communication</w:t>
+              <w:t xml:space="preserve">Supriya Lifescience Ltd</w:t>
             </w:r>
           </w:p>
         </w:tc>
@@ -47853,7 +51053,7 @@
                 <w:sz w:val="18"/>
                 <w:szCs w:val="18"/>
               </w:rPr>
-              <w:t xml:space="preserve">Cheap, +47% FY25 revenue, sector tailwind -- but ED-seized shareholding (Mahadev case), contradictory margin commentary, ID resignation, ~5 dilutions, weak cash conversion; Vansh_Dhelia (elevated) flags governance</w:t>
+              <w:t xml:space="preserve">Exec arrested under Narcotics export-control law (expired CBN license), still in judicial custody, HIGH CAUTION</w:t>
             </w:r>
           </w:p>
         </w:tc>
@@ -47872,7 +51072,7 @@
                 <w:sz w:val="18"/>
                 <w:szCs w:val="18"/>
               </w:rPr>
-              <w:t xml:space="preserve">Research on Ind Swift Laboratories Ltd</w:t>
+              <w:t xml:space="preserve">Gsm Foils:Secular growth play</w:t>
             </w:r>
           </w:p>
         </w:tc>
@@ -47905,7 +51105,7 @@
                 <w:sz w:val="18"/>
                 <w:szCs w:val="18"/>
               </w:rPr>
-              <w:t xml:space="preserve">Discovery: post-restructuring formulations pure-play, Q1FY27 PAT +181% YoY = real inflection -&gt; 10x frame UNCONFIRMED, conviction LOW. Governance overhang: ISL-&gt;ISLL ARC-debt takeover, ~Rs 275 Cr inter-group receivables, Aug-2024 auditor resignation, no concalls, stock already ~4x off low.</w:t>
+              <w:t xml:space="preserve">Optically ~100% growth / ~48% ROCE but July-2026 exchange-disclosed attack on the MD in a forced-buyout dispute; credit-fuelled growth, serial dilution, mcap -62% in a year</w:t>
             </w:r>
           </w:p>
         </w:tc>
@@ -47924,7 +51124,7 @@
                 <w:sz w:val="18"/>
                 <w:szCs w:val="18"/>
               </w:rPr>
-              <w:t xml:space="preserve">Banco Products</w:t>
+              <w:t xml:space="preserve">Kaynes Technology India Limited</w:t>
             </w:r>
           </w:p>
         </w:tc>
@@ -47957,7 +51157,7 @@
                 <w:sz w:val="18"/>
                 <w:szCs w:val="18"/>
               </w:rPr>
-              <w:t xml:space="preserve">30%+ ROCE/ROE, 10x since 2019, but promoters have admitted history of ~Rs 129 Cr undisclosed offshore holdings + chronic opacity.</w:t>
+              <w:t xml:space="preserve">Kotak accounting red-flag report + CEO resignation + promoter stake fall 63%-&gt;53% overrides the strong EMS/semicon growth story.</w:t>
             </w:r>
           </w:p>
         </w:tc>
@@ -47976,7 +51176,7 @@
                 <w:sz w:val="18"/>
                 <w:szCs w:val="18"/>
               </w:rPr>
-              <w:t xml:space="preserve">Praveg Ltd: Play on Indian Tourism Industry!</w:t>
+              <w:t xml:space="preserve">Paramount Communication</w:t>
             </w:r>
           </w:p>
         </w:tc>
@@ -48009,7 +51209,7 @@
                 <w:sz w:val="18"/>
                 <w:szCs w:val="18"/>
               </w:rPr>
-              <w:t xml:space="preserve">Tent-resort operator now loss-making at ~100x+ P/E; governance stack - depreciation-policy change flattering PAT, serial dilution, KMP/auditor exits, promoter-conduct concerns</w:t>
+              <w:t xml:space="preserve">Cheap, +47% FY25 revenue, sector tailwind -- but ED-seized shareholding (Mahadev case), contradictory margin commentary, ID resignation, ~5 dilutions, weak cash conversion; Vansh_Dhelia (elevated) flags governance</w:t>
             </w:r>
           </w:p>
         </w:tc>
@@ -48028,7 +51228,7 @@
                 <w:sz w:val="18"/>
                 <w:szCs w:val="18"/>
               </w:rPr>
-              <w:t xml:space="preserve">Vintage Coffee: Brewing Profits</w:t>
+              <w:t xml:space="preserve">Research on Ind Swift Laboratories Ltd</w:t>
             </w:r>
           </w:p>
         </w:tc>
@@ -48061,7 +51261,7 @@
                 <w:sz w:val="18"/>
                 <w:szCs w:val="18"/>
               </w:rPr>
-              <w:t xml:space="preserve">Strong accelerating growth undercut by a fresh (Aug-2026) fund-utilization deviation flagged by a trusted user, plus prior dilution/accounting concerns.</w:t>
+              <w:t xml:space="preserve">Discovery: post-restructuring formulations pure-play, Q1FY27 PAT +181% YoY = real inflection -&gt; 10x frame UNCONFIRMED, conviction LOW. Governance overhang: ISL-&gt;ISLL ARC-debt takeover, ~Rs 275 Cr inter-group receivables, Aug-2024 auditor resignation, no concalls, stock already ~4x off low.</w:t>
             </w:r>
           </w:p>
         </w:tc>
@@ -48080,7 +51280,7 @@
                 <w:sz w:val="18"/>
                 <w:szCs w:val="18"/>
               </w:rPr>
-              <w:t xml:space="preserve">Digikore Studios Ltd</w:t>
+              <w:t xml:space="preserve">Banco Products</w:t>
             </w:r>
           </w:p>
         </w:tc>
@@ -48113,7 +51313,7 @@
                 <w:sz w:val="18"/>
                 <w:szCs w:val="18"/>
               </w:rPr>
-              <w:t xml:space="preserve">Nano-cap VFX outsourcing (US/Canada films/OTT); claims FY26 turnaround but negative TTM EPS, ~0% multi-yr rev growth, ~370-day debtors, ~86.5% promoter pledge (HIGH CAUTION). GenAI automates the commodity roto/tracking work it sells. neither, Low.</w:t>
+              <w:t xml:space="preserve">30%+ ROCE/ROE, 10x since 2019, but promoters have admitted history of ~Rs 129 Cr undisclosed offshore holdings + chronic opacity.</w:t>
             </w:r>
           </w:p>
         </w:tc>
@@ -48132,7 +51332,7 @@
                 <w:sz w:val="18"/>
                 <w:szCs w:val="18"/>
               </w:rPr>
-              <w:t xml:space="preserve">Lactose India</w:t>
+              <w:t xml:space="preserve">Praveg Ltd: Play on Indian Tourism Industry!</w:t>
             </w:r>
           </w:p>
         </w:tc>
@@ -48165,7 +51365,7 @@
                 <w:sz w:val="18"/>
                 <w:szCs w:val="18"/>
               </w:rPr>
-              <w:t xml:space="preserve">Genuine Q4 PBT inflection (+320% YoY) overridden by a fresh (same-day), unresolved related-party-transaction/merger-fairness concern (Rs 10 Cr deposits to 'Vitanosh'). Verify against filings before revisiting.</w:t>
+              <w:t xml:space="preserve">Tent-resort operator now loss-making at ~100x+ P/E; governance stack - depreciation-policy change flattering PAT, serial dilution, KMP/auditor exits, promoter-conduct concerns</w:t>
             </w:r>
           </w:p>
         </w:tc>
@@ -48184,7 +51384,7 @@
                 <w:sz w:val="18"/>
                 <w:szCs w:val="18"/>
               </w:rPr>
-              <w:t xml:space="preserve">Cupid Ltd</w:t>
+              <w:t xml:space="preserve">Vintage Coffee: Brewing Profits</w:t>
             </w:r>
           </w:p>
         </w:tc>
@@ -48217,7 +51417,7 @@
                 <w:sz w:val="18"/>
                 <w:szCs w:val="18"/>
               </w:rPr>
-              <w:t xml:space="preserve">HIGH CAUTION: suspicious bulk-deal pattern, ED/hawala allegations re promoter-linked financier, questionable TFCI capital allocation. dineshssairam (trusted, original queueing source) has since fully exited in-thread. Extreme valuation (~280-340x P/E)</w:t>
+              <w:t xml:space="preserve">Strong accelerating growth undercut by a fresh (Aug-2026) fund-utilization deviation flagged by a trusted user, plus prior dilution/accounting concerns.</w:t>
             </w:r>
           </w:p>
         </w:tc>
@@ -48236,7 +51436,7 @@
                 <w:sz w:val="18"/>
                 <w:szCs w:val="18"/>
               </w:rPr>
-              <w:t xml:space="preserve">ABS Marine Services Ltd</w:t>
+              <w:t xml:space="preserve">Digikore Studios Ltd</w:t>
             </w:r>
           </w:p>
         </w:tc>
@@ -48269,7 +51469,7 @@
                 <w:sz w:val="18"/>
                 <w:szCs w:val="18"/>
               </w:rPr>
-              <w:t xml:space="preserve">Re-verif: CRISIL upgrade to A- + new 5-yr ONGC-JV charter (Rs 126 Cr) verified; FY26 PAT ~Rs 80.8 Cr at ~7x. CBI matter unresolved + debt-funded fleet growth. HIGH CAUTION caps conviction: Medium-&gt;Low-Medium. 10x held.</w:t>
+              <w:t xml:space="preserve">Nano-cap VFX outsourcing (US/Canada films/OTT); claims FY26 turnaround but negative TTM EPS, ~0% multi-yr rev growth, ~370-day debtors, ~86.5% promoter pledge (HIGH CAUTION). GenAI automates the commodity roto/tracking work it sells. neither, Low.</w:t>
             </w:r>
           </w:p>
         </w:tc>
@@ -48288,7 +51488,7 @@
                 <w:sz w:val="18"/>
                 <w:szCs w:val="18"/>
               </w:rPr>
-              <w:t xml:space="preserve">Chavda Infra Ltd</w:t>
+              <w:t xml:space="preserve">Lactose India</w:t>
             </w:r>
           </w:p>
         </w:tc>
@@ -48321,7 +51521,7 @@
                 <w:sz w:val="18"/>
                 <w:szCs w:val="18"/>
               </w:rPr>
-              <w:t xml:space="preserve">Promoter holding fell -17.9% in one quarter, no dividend despite profits; HIGH CAUTION.</w:t>
+              <w:t xml:space="preserve">Genuine Q4 PBT inflection (+320% YoY) overridden by a fresh (same-day), unresolved related-party-transaction/merger-fairness concern (Rs 10 Cr deposits to 'Vitanosh'). Verify against filings before revisiting.</w:t>
             </w:r>
           </w:p>
         </w:tc>
@@ -48340,7 +51540,7 @@
                 <w:sz w:val="18"/>
                 <w:szCs w:val="18"/>
               </w:rPr>
-              <w:t xml:space="preserve">Shri Jagdamba Polymers Ltd</w:t>
+              <w:t xml:space="preserve">Cupid Ltd</w:t>
             </w:r>
           </w:p>
         </w:tc>
@@ -48373,7 +51573,7 @@
                 <w:sz w:val="18"/>
                 <w:szCs w:val="18"/>
               </w:rPr>
-              <w:t xml:space="preserve">Strong Q1 FY27 rebound but CARE 'issuer non-cooperating' (2023) + years of promoter-integrity concerns.</w:t>
+              <w:t xml:space="preserve">HIGH CAUTION: suspicious bulk-deal pattern, ED/hawala allegations re promoter-linked financier, questionable TFCI capital allocation. dineshssairam (trusted, original queueing source) has since fully exited in-thread. Extreme valuation (~280-340x P/E)</w:t>
             </w:r>
           </w:p>
         </w:tc>
@@ -48392,7 +51592,7 @@
                 <w:sz w:val="18"/>
                 <w:szCs w:val="18"/>
               </w:rPr>
-              <w:t xml:space="preserve">India Pesticides Ltd</w:t>
+              <w:t xml:space="preserve">ABS Marine Services Ltd</w:t>
             </w:r>
           </w:p>
         </w:tc>
@@ -48425,7 +51625,7 @@
                 <w:sz w:val="18"/>
                 <w:szCs w:val="18"/>
               </w:rPr>
-              <w:t xml:space="preserve">Trusted tracker confirms real Jan 2026 margin recovery, but unresolved Dec 2024 tax-evasion raid and new Aarti Industries competition in PEDA</w:t>
+              <w:t xml:space="preserve">Re-verif: CRISIL upgrade to A- + new 5-yr ONGC-JV charter (Rs 126 Cr) verified; FY26 PAT ~Rs 80.8 Cr at ~7x. CBI matter unresolved + debt-funded fleet growth. HIGH CAUTION caps conviction: Medium-&gt;Low-Medium. 10x held.</w:t>
             </w:r>
           </w:p>
         </w:tc>
@@ -48444,7 +51644,7 @@
                 <w:sz w:val="18"/>
                 <w:szCs w:val="18"/>
               </w:rPr>
-              <w:t xml:space="preserve">Lincoln Pharma Ltd</w:t>
+              <w:t xml:space="preserve">Chavda Infra Ltd</w:t>
             </w:r>
           </w:p>
         </w:tc>
@@ -48477,7 +51677,7 @@
                 <w:sz w:val="18"/>
                 <w:szCs w:val="18"/>
               </w:rPr>
-              <w:t xml:space="preserve">Repeated credible profit-inflation/related-party-lending concerns; trusted user vikasbargale explicitly avoided over governance</w:t>
+              <w:t xml:space="preserve">Promoter holding fell -17.9% in one quarter, no dividend despite profits; HIGH CAUTION.</w:t>
             </w:r>
           </w:p>
         </w:tc>
@@ -48496,7 +51696,7 @@
                 <w:sz w:val="18"/>
                 <w:szCs w:val="18"/>
               </w:rPr>
-              <w:t xml:space="preserve">Aimco Pesticides Ltd</w:t>
+              <w:t xml:space="preserve">Shri Jagdamba Polymers Ltd</w:t>
             </w:r>
           </w:p>
         </w:tc>
@@ -48529,7 +51729,7 @@
                 <w:sz w:val="18"/>
                 <w:szCs w:val="18"/>
               </w:rPr>
-              <w:t xml:space="preserve">Currently loss-making, 2023 rating downgrade; only a partial trusted-user 'losses reduced' signal, not a confirmed turnaround</w:t>
+              <w:t xml:space="preserve">Strong Q1 FY27 rebound but CARE 'issuer non-cooperating' (2023) + years of promoter-integrity concerns.</w:t>
             </w:r>
           </w:p>
         </w:tc>
@@ -48548,7 +51748,7 @@
                 <w:sz w:val="18"/>
                 <w:szCs w:val="18"/>
               </w:rPr>
-              <w:t xml:space="preserve">Medi Assist Healthcare Services Ltd</w:t>
+              <w:t xml:space="preserve">India Pesticides Ltd</w:t>
             </w:r>
           </w:p>
         </w:tc>
@@ -48581,7 +51781,7 @@
                 <w:sz w:val="18"/>
                 <w:szCs w:val="18"/>
               </w:rPr>
-              <w:t xml:space="preserve">Dominant TPA (21-30% share) but pre-IPO promoter Medimatter cut stake 27%-&gt;4.89% within ~1yr of listing (community-flagged red flag); growth/margin deceleration vs FY24 guidance</w:t>
+              <w:t xml:space="preserve">Trusted tracker confirms real Jan 2026 margin recovery, but unresolved Dec 2024 tax-evasion raid and new Aarti Industries competition in PEDA</w:t>
             </w:r>
           </w:p>
         </w:tc>
@@ -48600,7 +51800,7 @@
                 <w:sz w:val="18"/>
                 <w:szCs w:val="18"/>
               </w:rPr>
-              <w:t xml:space="preserve">EFC (I) Ltd</w:t>
+              <w:t xml:space="preserve">Lincoln Pharma Ltd</w:t>
             </w:r>
           </w:p>
         </w:tc>
@@ -48633,7 +51833,7 @@
                 <w:sz w:val="18"/>
                 <w:szCs w:val="18"/>
               </w:rPr>
-              <w:t xml:space="preserve">Optically cheap (11x P/E) coworking platform but Ind AS 116 lease accounting may inflate PAT ~2x (real P/E ~26x per community math); proxy-advisor-challenged Whitehills merger; dilutive QIP near 52w lows</w:t>
+              <w:t xml:space="preserve">Repeated credible profit-inflation/related-party-lending concerns; trusted user vikasbargale explicitly avoided over governance</w:t>
             </w:r>
           </w:p>
         </w:tc>
@@ -48652,7 +51852,7 @@
                 <w:sz w:val="18"/>
                 <w:szCs w:val="18"/>
               </w:rPr>
-              <w:t xml:space="preserve">KDDL Ltd</w:t>
+              <w:t xml:space="preserve">Aimco Pesticides Ltd</w:t>
             </w:r>
           </w:p>
         </w:tc>
@@ -48685,7 +51885,7 @@
                 <w:sz w:val="18"/>
                 <w:szCs w:val="18"/>
               </w:rPr>
-              <w:t xml:space="preserve">GST 2.0 + India-Switzerland FTA are real tailwinds for Ethos/KDDL watch retail, but a trusted user EXITED (Silvercity/Favre Leuba governance concerns) and a second flagged a buyback-timing pattern that 'felt rigged'</w:t>
+              <w:t xml:space="preserve">Currently loss-making, 2023 rating downgrade; only a partial trusted-user 'losses reduced' signal, not a confirmed turnaround</w:t>
             </w:r>
           </w:p>
         </w:tc>
@@ -48704,7 +51904,7 @@
                 <w:sz w:val="18"/>
                 <w:szCs w:val="18"/>
               </w:rPr>
-              <w:t xml:space="preserve">International Gemmological Institute (India) Ltd</w:t>
+              <w:t xml:space="preserve">Medi Assist Healthcare Services Ltd</w:t>
             </w:r>
           </w:p>
         </w:tc>
@@ -48737,7 +51937,7 @@
                 <w:sz w:val="18"/>
                 <w:szCs w:val="18"/>
               </w:rPr>
-              <w:t xml:space="preserve">Near-monopoly diamond certification, 57%/yr revenue growth, 41.6% ROE — but 2 independent community posts document Blackstone's IPO exit as a near-pure PE flip with explicit governance-risk warning</w:t>
+              <w:t xml:space="preserve">Dominant TPA (21-30% share) but pre-IPO promoter Medimatter cut stake 27%-&gt;4.89% within ~1yr of listing (community-flagged red flag); growth/margin deceleration vs FY24 guidance</w:t>
             </w:r>
           </w:p>
         </w:tc>
@@ -48756,7 +51956,7 @@
                 <w:sz w:val="18"/>
                 <w:szCs w:val="18"/>
               </w:rPr>
-              <w:t xml:space="preserve">PDS Limited</w:t>
+              <w:t xml:space="preserve">EFC (I) Ltd</w:t>
             </w:r>
           </w:p>
         </w:tc>
@@ -48789,7 +51989,7 @@
                 <w:sz w:val="18"/>
                 <w:szCs w:val="18"/>
               </w:rPr>
-              <w:t xml:space="preserve">Real above-industry growth but repeated related-party subsidiary disposals at token values flagged as governance red flag by community, guidance credibility also questioned</w:t>
+              <w:t xml:space="preserve">Optically cheap (11x P/E) coworking platform but Ind AS 116 lease accounting may inflate PAT ~2x (real P/E ~26x per community math); proxy-advisor-challenged Whitehills merger; dilutive QIP near 52w lows</w:t>
             </w:r>
           </w:p>
         </w:tc>
@@ -48808,7 +52008,7 @@
                 <w:sz w:val="18"/>
                 <w:szCs w:val="18"/>
               </w:rPr>
-              <w:t xml:space="preserve">Ramkrishna Forgings</w:t>
+              <w:t xml:space="preserve">KDDL Ltd</w:t>
             </w:r>
           </w:p>
         </w:tc>
@@ -48841,7 +52041,7 @@
                 <w:sz w:val="18"/>
                 <w:szCs w:val="18"/>
               </w:rPr>
-              <w:t xml:space="preserve">Weak/collapsed growth (2% vs 27.1% 5yr CAGR), rich valuation, and community-flagged governance concerns (delayed results, non-responsive management, safety-protocol lapses) on a now-dormant thread</w:t>
+              <w:t xml:space="preserve">GST 2.0 + India-Switzerland FTA are real tailwinds for Ethos/KDDL watch retail, but a trusted user EXITED (Silvercity/Favre Leuba governance concerns) and a second flagged a buyback-timing pattern that 'felt rigged'</w:t>
             </w:r>
           </w:p>
         </w:tc>
@@ -48860,7 +52060,7 @@
                 <w:sz w:val="18"/>
                 <w:szCs w:val="18"/>
               </w:rPr>
-              <w:t xml:space="preserve">Sigachi Industries Limited</w:t>
+              <w:t xml:space="preserve">International Gemmological Institute (India) Ltd</w:t>
             </w:r>
           </w:p>
         </w:tc>
@@ -48893,7 +52093,7 @@
                 <w:sz w:val="18"/>
                 <w:szCs w:val="18"/>
               </w:rPr>
-              <w:t xml:space="preserve">Real MCC pricing inflection but fatal Jun25 plant accident (40+ deaths, active culpable-homicide complaint) is severe unresolved overhang; also 2023 auditor-independence controversy</w:t>
+              <w:t xml:space="preserve">Near-monopoly diamond certification, 57%/yr revenue growth, 41.6% ROE — but 2 independent community posts document Blackstone's IPO exit as a near-pure PE flip with explicit governance-risk warning</w:t>
             </w:r>
           </w:p>
         </w:tc>
@@ -48912,7 +52112,7 @@
                 <w:sz w:val="18"/>
                 <w:szCs w:val="18"/>
               </w:rPr>
-              <w:t xml:space="preserve">Cohance life science ( older name Suven Pharma ) ~ Demerged CRAMS Arm of Suven Life Sciences</w:t>
+              <w:t xml:space="preserve">PDS Limited</w:t>
             </w:r>
           </w:p>
         </w:tc>
@@ -48945,7 +52145,7 @@
                 <w:sz w:val="18"/>
                 <w:szCs w:val="18"/>
               </w:rPr>
-              <w:t xml:space="preserve">94.6% promoter pledge + loss-making revenue-declining quarter, HIGH CAUTION</w:t>
+              <w:t xml:space="preserve">Real above-industry growth but repeated related-party subsidiary disposals at token values flagged as governance red flag by community, guidance credibility also questioned</w:t>
             </w:r>
           </w:p>
         </w:tc>
@@ -48964,7 +52164,7 @@
                 <w:sz w:val="18"/>
                 <w:szCs w:val="18"/>
               </w:rPr>
-              <w:t xml:space="preserve">Indotech</w:t>
+              <w:t xml:space="preserve">Ramkrishna Forgings</w:t>
             </w:r>
           </w:p>
         </w:tc>
@@ -48997,7 +52197,7 @@
                 <w:sz w:val="18"/>
                 <w:szCs w:val="18"/>
               </w:rPr>
-              <w:t xml:space="preserve">Deep read uncovered HIGH CAUTION: promoter Shirdi Sai Electricals has pledged ~57.93% of Indo Tech's total equity (~80% of holding) for parent-level NCDs, trimmed stake Jun 2026, plus unexplained CEO exit + zero concalls. Company itself deb</w:t>
+              <w:t xml:space="preserve">Weak/collapsed growth (2% vs 27.1% 5yr CAGR), rich valuation, and community-flagged governance concerns (delayed results, non-responsive management, safety-protocol lapses) on a now-dormant thread</w:t>
             </w:r>
           </w:p>
         </w:tc>
@@ -49016,7 +52216,7 @@
                 <w:sz w:val="18"/>
                 <w:szCs w:val="18"/>
               </w:rPr>
-              <w:t xml:space="preserve">Galaxy Supermarket Ltd (Galaxy Cloud Kitchens)</w:t>
+              <w:t xml:space="preserve">Sigachi Industries Limited</w:t>
             </w:r>
           </w:p>
         </w:tc>
@@ -49049,7 +52249,7 @@
                 <w:sz w:val="18"/>
                 <w:szCs w:val="18"/>
               </w:rPr>
-              <w:t xml:space="preserve">Legacy-108 re-check: old AVOID (neg book value) eased to small profit, but ROCE ~-25% (capital destruction) + repeated margin-masking warnings + promoter holding sliding. No VP thread. thesis neither.</w:t>
+              <w:t xml:space="preserve">Real MCC pricing inflection but fatal Jun25 plant accident (40+ deaths, active culpable-homicide complaint) is severe unresolved overhang; also 2023 auditor-independence controversy</w:t>
             </w:r>
           </w:p>
         </w:tc>
@@ -49068,7 +52268,7 @@
                 <w:sz w:val="18"/>
                 <w:szCs w:val="18"/>
               </w:rPr>
-              <w:t xml:space="preserve">AVI Polymers Ltd</w:t>
+              <w:t xml:space="preserve">Cohance life science ( older name Suven Pharma ) ~ Demerged CRAMS Arm of Suven Life Sciences</w:t>
             </w:r>
           </w:p>
         </w:tc>
@@ -49101,7 +52301,7 @@
                 <w:sz w:val="18"/>
                 <w:szCs w:val="18"/>
               </w:rPr>
-              <w:t xml:space="preserve">Promoter holding still ~1.1%, revenue 0.06 Cr -&gt; ~312 Cr via trading pivot, unverifiable earnings, no VP thread. Legacy AVOID/high-caution confirmed. HIGH CAUTION / Neither.</w:t>
+              <w:t xml:space="preserve">94.6% promoter pledge + loss-making revenue-declining quarter, HIGH CAUTION</w:t>
             </w:r>
           </w:p>
         </w:tc>
@@ -49120,7 +52320,7 @@
                 <w:sz w:val="18"/>
                 <w:szCs w:val="18"/>
               </w:rPr>
-              <w:t xml:space="preserve">TechNVision Ventures Ltd</w:t>
+              <w:t xml:space="preserve">Indotech</w:t>
             </w:r>
           </w:p>
         </w:tc>
@@ -49153,7 +52353,7 @@
                 <w:sz w:val="18"/>
                 <w:szCs w:val="18"/>
               </w:rPr>
-              <w:t xml:space="preserve">Legacy-108 re-check: old AVOID/HIGH CAUTION confirmed and worse - P/E now ~14,600 on ROE ~1.9% (was ~1,161x). Real 25% rev CAGR but no shareholder returns. thesis neither.</w:t>
+              <w:t xml:space="preserve">Deep read uncovered HIGH CAUTION: promoter Shirdi Sai Electricals has pledged ~57.93% of Indo Tech's total equity (~80% of holding) for parent-level NCDs, trimmed stake Jun 2026, plus unexplained CEO exit + zero concalls. Company itself deb</w:t>
             </w:r>
           </w:p>
         </w:tc>
@@ -49172,7 +52372,7 @@
                 <w:sz w:val="18"/>
                 <w:szCs w:val="18"/>
               </w:rPr>
-              <w:t xml:space="preserve">Embassy Developments Ltd</w:t>
+              <w:t xml:space="preserve">Galaxy Supermarket Ltd (Galaxy Cloud Kitchens)</w:t>
             </w:r>
           </w:p>
         </w:tc>
@@ -49205,7 +52405,7 @@
                 <w:sz w:val="18"/>
                 <w:szCs w:val="18"/>
               </w:rPr>
-              <w:t xml:space="preserve">Ex-Indiabulls RE, Embassy-controlled, merger litigation resolved - but undergoing IRP (Canara Bank ~Rs 300 Cr legacy guarantee), weekly-only trading surveillance since Apr 2026, negative 3-yr ROE</w:t>
+              <w:t xml:space="preserve">Legacy-108 re-check: old AVOID (neg book value) eased to small profit, but ROCE ~-25% (capital destruction) + repeated margin-masking warnings + promoter holding sliding. No VP thread. thesis neither.</w:t>
             </w:r>
           </w:p>
         </w:tc>
@@ -49224,7 +52424,7 @@
                 <w:sz w:val="18"/>
                 <w:szCs w:val="18"/>
               </w:rPr>
-              <w:t xml:space="preserve">Eco Recycling Ltd (Ecoreco)</w:t>
+              <w:t xml:space="preserve">AVI Polymers Ltd</w:t>
             </w:r>
           </w:p>
         </w:tc>
@@ -49257,7 +52457,7 @@
                 <w:sz w:val="18"/>
                 <w:szCs w:val="18"/>
               </w:rPr>
-              <w:t xml:space="preserve">Sovrenn-news tier 4.65. Thread 331 deep read -&gt; HIGH CAUTION: 3 auditor resignations in 6yr (one 33d pre-FY-end), no concall since Aug 2024, ~660-day CCC, P&amp;M base inconsistent with ~400% capacity-expansion claim, contradictory mgmt statements on Jan-2025 fire (18-like post). Sovrenn Q4 +90%/+250% does NOT hold up - full-year FY26 revenue ~-11%, Q4 a low-base rebound. thesis_fit neither, conviction Low.</w:t>
+              <w:t xml:space="preserve">Promoter holding still ~1.1%, revenue 0.06 Cr -&gt; ~312 Cr via trading pivot, unverifiable earnings, no VP thread. Legacy AVOID/high-caution confirmed. HIGH CAUTION / Neither.</w:t>
             </w:r>
           </w:p>
         </w:tc>
@@ -49276,7 +52476,7 @@
                 <w:sz w:val="18"/>
                 <w:szCs w:val="18"/>
               </w:rPr>
-              <w:t xml:space="preserve">Viviana Power Tech Ltd</w:t>
+              <w:t xml:space="preserve">TechNVision Ventures Ltd</w:t>
             </w:r>
           </w:p>
         </w:tc>
@@ -49309,7 +52509,7 @@
                 <w:sz w:val="18"/>
                 <w:szCs w:val="18"/>
               </w:rPr>
-              <w:t xml:space="preserve">Sovrenn-news tier 4.65. Thread read (7 posts). HIGH CAUTION: thread author r8b8 (exited) documents auditor-flagged director withdrawals (~Rs 6.37 Cr debit balance), STLA up 1843% (~Rs 62 Cr outflow funded by debt, &gt;&gt; H1 profit), and an unrelated real-estate pivot (~21% of H1FY26 consol revenue, MoA amended). Steep H2FY26 ramp (+2.6x). Order book &gt;Rs 1,400 Cr / BESS &gt;Rs 500 Cr real but governance overrides. thesis_fit neither, conviction Low. value_chain added.</w:t>
+              <w:t xml:space="preserve">Legacy-108 re-check: old AVOID/HIGH CAUTION confirmed and worse - P/E now ~14,600 on ROE ~1.9% (was ~1,161x). Real 25% rev CAGR but no shareholder returns. thesis neither.</w:t>
             </w:r>
           </w:p>
         </w:tc>
@@ -49328,7 +52528,7 @@
                 <w:sz w:val="18"/>
                 <w:szCs w:val="18"/>
               </w:rPr>
-              <w:t xml:space="preserve">Himatsingka Seide Ltd</w:t>
+              <w:t xml:space="preserve">Embassy Developments Ltd</w:t>
             </w:r>
           </w:p>
         </w:tc>
@@ -49361,7 +52561,7 @@
                 <w:sz w:val="18"/>
                 <w:szCs w:val="18"/>
               </w:rPr>
-              <w:t xml:space="preserve">HIGH CAUTION: net debt ~2.8x mkt cap, 2 failed QIP-led deleveraging attempts, Q1FY27 revenue declined YoY, unexplained cluster of 2025 senior-management resignations flagged on thread, never resolved. four_box 1.0 -&gt; neither hard, conviction Low-Medium (HIGH CAUTION ceiling). external-lead (untrusted X).</w:t>
+              <w:t xml:space="preserve">Ex-Indiabulls RE, Embassy-controlled, merger litigation resolved - but undergoing IRP (Canara Bank ~Rs 300 Cr legacy guarantee), weekly-only trading surveillance since Apr 2026, negative 3-yr ROE</w:t>
             </w:r>
           </w:p>
         </w:tc>
@@ -49380,7 +52580,7 @@
                 <w:sz w:val="18"/>
                 <w:szCs w:val="18"/>
               </w:rPr>
-              <w:t xml:space="preserve">Osel Devices Ltd</w:t>
+              <w:t xml:space="preserve">Eco Recycling Ltd (Ecoreco)</w:t>
             </w:r>
           </w:p>
         </w:tc>
@@ -49413,7 +52613,7 @@
                 <w:sz w:val="18"/>
                 <w:szCs w:val="18"/>
               </w:rPr>
-              <w:t xml:space="preserve">HIGH CAUTION: 2 trusted users independently caught recurring FY25/FY26 cash-flow-statement misclassification (short-term borrowings shown as CFO, inflating reported OCF); genuine LED moat but overwhelmed by accounting-integrity concern. four_box 1.5, hard neither.</w:t>
+              <w:t xml:space="preserve">Sovrenn-news tier 4.65. Thread 331 deep read -&gt; HIGH CAUTION: 3 auditor resignations in 6yr (one 33d pre-FY-end), no concall since Aug 2024, ~660-day CCC, P&amp;M base inconsistent with ~400% capacity-expansion claim, contradictory mgmt statements on Jan-2025 fire (18-like post). Sovrenn Q4 +90%/+250% does NOT hold up - full-year FY26 revenue ~-11%, Q4 a low-base rebound. thesis_fit neither, conviction Low.</w:t>
             </w:r>
           </w:p>
         </w:tc>
@@ -49432,7 +52632,7 @@
                 <w:sz w:val="18"/>
                 <w:szCs w:val="18"/>
               </w:rPr>
-              <w:t xml:space="preserve">Jyoti CNC Automation Ltd</w:t>
+              <w:t xml:space="preserve">Viviana Power Tech Ltd</w:t>
             </w:r>
           </w:p>
         </w:tc>
@@ -49465,7 +52665,7 @@
                 <w:sz w:val="18"/>
                 <w:szCs w:val="18"/>
               </w:rPr>
-              <w:t xml:space="preserve">Strong machine-tool fundamentals, but French subsidiary Huron under active PNAT anti-terrorism/export-control fraud probe -- 'export licence unlock' tip is backwards (licences being cancelled). HIGH CAUTION, conviction capped Low-Medium.</w:t>
+              <w:t xml:space="preserve">Sovrenn-news tier 4.65. Thread read (7 posts). HIGH CAUTION: thread author r8b8 (exited) documents auditor-flagged director withdrawals (~Rs 6.37 Cr debit balance), STLA up 1843% (~Rs 62 Cr outflow funded by debt, &gt;&gt; H1 profit), and an unrelated real-estate pivot (~21% of H1FY26 consol revenue, MoA amended). Steep H2FY26 ramp (+2.6x). Order book &gt;Rs 1,400 Cr / BESS &gt;Rs 500 Cr real but governance overrides. thesis_fit neither, conviction Low. value_chain added.</w:t>
             </w:r>
           </w:p>
         </w:tc>
@@ -49484,7 +52684,7 @@
                 <w:sz w:val="18"/>
                 <w:szCs w:val="18"/>
               </w:rPr>
-              <w:t xml:space="preserve">PC Jewellers</w:t>
+              <w:t xml:space="preserve">Himatsingka Seide Ltd</w:t>
             </w:r>
           </w:p>
         </w:tc>
@@ -49517,7 +52717,7 @@
                 <w:sz w:val="18"/>
                 <w:szCs w:val="18"/>
               </w:rPr>
-              <w:t xml:space="preserve">HIGH CAUTION: egregious governance history (alleged ~Rs1500 Cr siphoning, SEBI insider-trading action, ~Rs1514 Cr FEMA export-proceeds delay regularised via condonation+Rs7 Cr penalty). Operational turnaround visible (QoQ improvement, debt cleared via dilution, showrooms reopening) but multi-year revenue decline, 3yr ROE ~4.4%; experienced VP members call it a fraud/value-trap. four_box 0.5 -&gt; neither hard.</w:t>
+              <w:t xml:space="preserve">HIGH CAUTION: net debt ~2.8x mkt cap, 2 failed QIP-led deleveraging attempts, Q1FY27 revenue declined YoY, unexplained cluster of 2025 senior-management resignations flagged on thread, never resolved. four_box 1.0 -&gt; neither hard, conviction Low-Medium (HIGH CAUTION ceiling). external-lead (untrusted X).</w:t>
             </w:r>
           </w:p>
         </w:tc>
@@ -49536,7 +52736,7 @@
                 <w:sz w:val="18"/>
                 <w:szCs w:val="18"/>
               </w:rPr>
-              <w:t xml:space="preserve">Hi-Green Carbon Ltd</w:t>
+              <w:t xml:space="preserve">Osel Devices Ltd</w:t>
             </w:r>
           </w:p>
         </w:tc>
@@ -49569,7 +52769,371 @@
                 <w:sz w:val="18"/>
                 <w:szCs w:val="18"/>
               </w:rPr>
+              <w:t xml:space="preserve">HIGH CAUTION: 2 trusted users independently caught recurring FY25/FY26 cash-flow-statement misclassification (short-term borrowings shown as CFO, inflating reported OCF); genuine LED moat but overwhelmed by accounting-integrity concern. four_box 1.5, hard neither.</w:t>
+            </w:r>
+          </w:p>
+        </w:tc>
+      </w:tr>
+      <w:tr>
+        <w:tc>
+          <w:tcPr>
+            <w:tcW w:type="dxa" w:w="2600"/>
+          </w:tcPr>
+          <w:p>
+            <w:r>
+              <w:rPr>
+                <w:b/>
+                <w:bCs/>
+                <w:color w:val="A32020"/>
+                <w:sz w:val="18"/>
+                <w:szCs w:val="18"/>
+              </w:rPr>
+              <w:t xml:space="preserve">Jyoti CNC Automation Ltd</w:t>
+            </w:r>
+          </w:p>
+        </w:tc>
+        <w:tc>
+          <w:tcPr>
+            <w:tcW w:type="dxa" w:w="1800"/>
+          </w:tcPr>
+          <w:p>
+            <w:r>
+              <w:rPr>
+                <w:b/>
+                <w:bCs/>
+                <w:color w:val="A32020"/>
+                <w:sz w:val="18"/>
+                <w:szCs w:val="18"/>
+              </w:rPr>
+              <w:t xml:space="preserve">HIGH CAUTION</w:t>
+            </w:r>
+          </w:p>
+        </w:tc>
+        <w:tc>
+          <w:tcPr>
+            <w:tcW w:type="dxa" w:w="4600"/>
+          </w:tcPr>
+          <w:p>
+            <w:r>
+              <w:rPr>
+                <w:b w:val="false"/>
+                <w:bCs w:val="false"/>
+                <w:sz w:val="18"/>
+                <w:szCs w:val="18"/>
+              </w:rPr>
+              <w:t xml:space="preserve">Strong machine-tool fundamentals, but French subsidiary Huron under active PNAT anti-terrorism/export-control fraud probe -- 'export licence unlock' tip is backwards (licences being cancelled). HIGH CAUTION, conviction capped Low-Medium.</w:t>
+            </w:r>
+          </w:p>
+        </w:tc>
+      </w:tr>
+      <w:tr>
+        <w:tc>
+          <w:tcPr>
+            <w:tcW w:type="dxa" w:w="2600"/>
+          </w:tcPr>
+          <w:p>
+            <w:r>
+              <w:rPr>
+                <w:b/>
+                <w:bCs/>
+                <w:color w:val="A32020"/>
+                <w:sz w:val="18"/>
+                <w:szCs w:val="18"/>
+              </w:rPr>
+              <w:t xml:space="preserve">PC Jewellers</w:t>
+            </w:r>
+          </w:p>
+        </w:tc>
+        <w:tc>
+          <w:tcPr>
+            <w:tcW w:type="dxa" w:w="1800"/>
+          </w:tcPr>
+          <w:p>
+            <w:r>
+              <w:rPr>
+                <w:b/>
+                <w:bCs/>
+                <w:color w:val="A32020"/>
+                <w:sz w:val="18"/>
+                <w:szCs w:val="18"/>
+              </w:rPr>
+              <w:t xml:space="preserve">HIGH CAUTION</w:t>
+            </w:r>
+          </w:p>
+        </w:tc>
+        <w:tc>
+          <w:tcPr>
+            <w:tcW w:type="dxa" w:w="4600"/>
+          </w:tcPr>
+          <w:p>
+            <w:r>
+              <w:rPr>
+                <w:b w:val="false"/>
+                <w:bCs w:val="false"/>
+                <w:sz w:val="18"/>
+                <w:szCs w:val="18"/>
+              </w:rPr>
+              <w:t xml:space="preserve">HIGH CAUTION: egregious governance history (alleged ~Rs1500 Cr siphoning, SEBI insider-trading action, ~Rs1514 Cr FEMA export-proceeds delay regularised via condonation+Rs7 Cr penalty). Operational turnaround visible (QoQ improvement, debt cleared via dilution, showrooms reopening) but multi-year revenue decline, 3yr ROE ~4.4%; experienced VP members call it a fraud/value-trap. four_box 0.5 -&gt; neither hard.</w:t>
+            </w:r>
+          </w:p>
+        </w:tc>
+      </w:tr>
+      <w:tr>
+        <w:tc>
+          <w:tcPr>
+            <w:tcW w:type="dxa" w:w="2600"/>
+          </w:tcPr>
+          <w:p>
+            <w:r>
+              <w:rPr>
+                <w:b/>
+                <w:bCs/>
+                <w:color w:val="A32020"/>
+                <w:sz w:val="18"/>
+                <w:szCs w:val="18"/>
+              </w:rPr>
+              <w:t xml:space="preserve">Hi-Green Carbon Ltd</w:t>
+            </w:r>
+          </w:p>
+        </w:tc>
+        <w:tc>
+          <w:tcPr>
+            <w:tcW w:type="dxa" w:w="1800"/>
+          </w:tcPr>
+          <w:p>
+            <w:r>
+              <w:rPr>
+                <w:b/>
+                <w:bCs/>
+                <w:color w:val="A32020"/>
+                <w:sz w:val="18"/>
+                <w:szCs w:val="18"/>
+              </w:rPr>
+              <w:t xml:space="preserve">HIGH CAUTION</w:t>
+            </w:r>
+          </w:p>
+        </w:tc>
+        <w:tc>
+          <w:tcPr>
+            <w:tcW w:type="dxa" w:w="4600"/>
+          </w:tcPr>
+          <w:p>
+            <w:r>
+              <w:rPr>
+                <w:b w:val="false"/>
+                <w:bCs w:val="false"/>
+                <w:sz w:val="18"/>
+                <w:szCs w:val="18"/>
+              </w:rPr>
               <w:t xml:space="preserve">Waste-tyre pyrolysis / rCB with a real circular-economy tailwind, but CARE 'D' (default) / ISSUER NOT COOPERATING (Sep-2025, still D Feb-2026) citing debt-servicing delays overrides it; commodity economics, SME-grade governance, ROCE ~10% at ~66x. four_box 1.5 -&gt; neither, conviction Low.</w:t>
+            </w:r>
+          </w:p>
+        </w:tc>
+      </w:tr>
+      <w:tr>
+        <w:tc>
+          <w:tcPr>
+            <w:tcW w:type="dxa" w:w="2600"/>
+          </w:tcPr>
+          <w:p>
+            <w:r>
+              <w:rPr>
+                <w:b/>
+                <w:bCs/>
+                <w:color w:val="A32020"/>
+                <w:sz w:val="18"/>
+                <w:szCs w:val="18"/>
+              </w:rPr>
+              <w:t xml:space="preserve">Vindhya Telelinks ltd</w:t>
+            </w:r>
+          </w:p>
+        </w:tc>
+        <w:tc>
+          <w:tcPr>
+            <w:tcW w:type="dxa" w:w="1800"/>
+          </w:tcPr>
+          <w:p>
+            <w:r>
+              <w:rPr>
+                <w:b/>
+                <w:bCs/>
+                <w:color w:val="A32020"/>
+                <w:sz w:val="18"/>
+                <w:szCs w:val="18"/>
+              </w:rPr>
+              <w:t xml:space="preserve">HIGH CAUTION</w:t>
+            </w:r>
+          </w:p>
+        </w:tc>
+        <w:tc>
+          <w:tcPr>
+            <w:tcW w:type="dxa" w:w="4600"/>
+          </w:tcPr>
+          <w:p>
+            <w:r>
+              <w:rPr>
+                <w:b w:val="false"/>
+                <w:bCs w:val="false"/>
+                <w:sz w:val="18"/>
+                <w:szCs w:val="18"/>
+              </w:rPr>
+              <w:t xml:space="preserve">MP Birla Group cable/EPC co; weak ROCE ~3.6%, order book shrinking, high govt receivables. HIGH CAUTION: SC appeal over group chairmanship succession + unresolved BS-quality/governance questions from community</w:t>
+            </w:r>
+          </w:p>
+        </w:tc>
+      </w:tr>
+      <w:tr>
+        <w:tc>
+          <w:tcPr>
+            <w:tcW w:type="dxa" w:w="2600"/>
+          </w:tcPr>
+          <w:p>
+            <w:r>
+              <w:rPr>
+                <w:b/>
+                <w:bCs/>
+                <w:color w:val="A32020"/>
+                <w:sz w:val="18"/>
+                <w:szCs w:val="18"/>
+              </w:rPr>
+              <w:t xml:space="preserve">Alphageo (India) Ltd</w:t>
+            </w:r>
+          </w:p>
+        </w:tc>
+        <w:tc>
+          <w:tcPr>
+            <w:tcW w:type="dxa" w:w="1800"/>
+          </w:tcPr>
+          <w:p>
+            <w:r>
+              <w:rPr>
+                <w:b/>
+                <w:bCs/>
+                <w:color w:val="A32020"/>
+                <w:sz w:val="18"/>
+                <w:szCs w:val="18"/>
+              </w:rPr>
+              <w:t xml:space="preserve">HIGH CAUTION</w:t>
+            </w:r>
+          </w:p>
+        </w:tc>
+        <w:tc>
+          <w:tcPr>
+            <w:tcW w:type="dxa" w:w="4600"/>
+          </w:tcPr>
+          <w:p>
+            <w:r>
+              <w:rPr>
+                <w:b w:val="false"/>
+                <w:bCs w:val="false"/>
+                <w:sz w:val="18"/>
+                <w:szCs w:val="18"/>
+              </w:rPr>
+              <w:t xml:space="preserve">Onshore seismic-survey leader, micro-cap ~Rs 190 Cr; loss-making, order-lumpy, worst-in-class IR. HIGH CAUTION: ED FEMA seizure (Rs 16cr, 2022, UAE funds), IT raids 2019, AgustaWestland-scam linkage, no confirmed resolution. topic 7114 (324 posts). four_box 1.5 -&gt; neither hard. Conviction Low.</w:t>
+            </w:r>
+          </w:p>
+        </w:tc>
+      </w:tr>
+      <w:tr>
+        <w:tc>
+          <w:tcPr>
+            <w:tcW w:type="dxa" w:w="2600"/>
+          </w:tcPr>
+          <w:p>
+            <w:r>
+              <w:rPr>
+                <w:b/>
+                <w:bCs/>
+                <w:color w:val="A32020"/>
+                <w:sz w:val="18"/>
+                <w:szCs w:val="18"/>
+              </w:rPr>
+              <w:t xml:space="preserve">e2e Rail : SME Kavach OEM Play</w:t>
+            </w:r>
+          </w:p>
+        </w:tc>
+        <w:tc>
+          <w:tcPr>
+            <w:tcW w:type="dxa" w:w="1800"/>
+          </w:tcPr>
+          <w:p>
+            <w:r>
+              <w:rPr>
+                <w:b/>
+                <w:bCs/>
+                <w:color w:val="A32020"/>
+                <w:sz w:val="18"/>
+                <w:szCs w:val="18"/>
+              </w:rPr>
+              <w:t xml:space="preserve">HIGH CAUTION</w:t>
+            </w:r>
+          </w:p>
+        </w:tc>
+        <w:tc>
+          <w:tcPr>
+            <w:tcW w:type="dxa" w:w="4600"/>
+          </w:tcPr>
+          <w:p>
+            <w:r>
+              <w:rPr>
+                <w:b w:val="false"/>
+                <w:bCs w:val="false"/>
+                <w:sz w:val="18"/>
+                <w:szCs w:val="18"/>
+              </w:rPr>
+              <w:t xml:space="preserve">Fresh IPO (Jan-2026), rail signalling-&gt;Kavach OEM pivot via Nova Control; single-post thread, decelerating PAT growth, rich valuation. External governance flag: independent director w/ SEBI history + unusual promoter structure. HIGH CAUTION</w:t>
+            </w:r>
+          </w:p>
+        </w:tc>
+      </w:tr>
+      <w:tr>
+        <w:tc>
+          <w:tcPr>
+            <w:tcW w:type="dxa" w:w="2600"/>
+          </w:tcPr>
+          <w:p>
+            <w:r>
+              <w:rPr>
+                <w:b/>
+                <w:bCs/>
+                <w:color w:val="A32020"/>
+                <w:sz w:val="18"/>
+                <w:szCs w:val="18"/>
+              </w:rPr>
+              <w:t xml:space="preserve">NIBE LTD</w:t>
+            </w:r>
+          </w:p>
+        </w:tc>
+        <w:tc>
+          <w:tcPr>
+            <w:tcW w:type="dxa" w:w="1800"/>
+          </w:tcPr>
+          <w:p>
+            <w:r>
+              <w:rPr>
+                <w:b/>
+                <w:bCs/>
+                <w:color w:val="A32020"/>
+                <w:sz w:val="18"/>
+                <w:szCs w:val="18"/>
+              </w:rPr>
+              <w:t xml:space="preserve">HIGH CAUTION</w:t>
+            </w:r>
+          </w:p>
+        </w:tc>
+        <w:tc>
+          <w:tcPr>
+            <w:tcW w:type="dxa" w:w="4600"/>
+          </w:tcPr>
+          <w:p>
+            <w:r>
+              <w:rPr>
+                <w:b w:val="false"/>
+                <w:bCs w:val="false"/>
+                <w:sz w:val="18"/>
+                <w:szCs w:val="18"/>
+              </w:rPr>
+              <w:t xml:space="preserve">Defence fabricator (BrahMos/Pinaka/MRSAM/K9 claims); 2 trusted users flagged 2023-24 mass resignations (incl. auditor) + implausible vendor-qualification timeline. HIGH CAUTION, thesis neither</w:t>
             </w:r>
           </w:p>
         </w:tc>

--- a/projects/valuepickr-open-screen/docs/00c_MAX_RETURNS_RANKING.docx
+++ b/projects/valuepickr-open-screen/docs/00c_MAX_RETURNS_RANKING.docx
@@ -32,7 +32,7 @@
           <w:sz w:val="20"/>
           <w:szCs w:val="20"/>
         </w:rPr>
-        <w:t xml:space="preserve">Compiled 2026-09-22 · 886 researched stocks, ranked by conviction alone</w:t>
+        <w:t xml:space="preserve">Compiled 2026-09-25 · 886 researched stocks, ranked by conviction alone</w:t>
       </w:r>
     </w:p>
     <w:p>
